--- a/pr-preview/pr-348/bayesian-inference-handout-tracked-changes.docx
+++ b/pr-preview/pr-348/bayesian-inference-handout-tracked-changes.docx
@@ -16,7 +16,7 @@
       </w:pPr>
       <w:del w:id="1" w:author="PR Preview" w:date="2026-01-01T00:00:00Z">
         <w:r>
-          <w:delText xml:space="preserve">Last modified: 2026-10-18 17:33:29 (PDT)</w:delText>
+          <w:delText xml:space="preserve">Last modified: 2026-10-19 00:31:45 (PDT)</w:delText>
         </w:r>
       </w:del>
     </w:p>
@@ -26,7 +26,7 @@
       </w:pPr>
       <w:ins w:id="2" w:author="PR Preview" w:date="2026-01-01T00:00:00Z">
         <w:r>
-          <w:t xml:space="preserve">Last modified: 2026-10-18 22:03:59 (PDT)</w:t>
+          <w:t xml:space="preserve">Last modified: 2026-10-19 00:34:54 (PDT)</w:t>
         </w:r>
       </w:ins>
     </w:p>

--- a/pr-preview/pr-348/bayesian-inference-handout-tracked-changes.docx
+++ b/pr-preview/pr-348/bayesian-inference-handout-tracked-changes.docx
@@ -16,7 +16,7 @@
       </w:pPr>
       <w:del w:id="1" w:author="PR Preview" w:date="2026-01-01T00:00:00Z">
         <w:r>
-          <w:delText xml:space="preserve">Last modified: 2026-10-19 00:31:45 (PDT)</w:delText>
+          <w:delText xml:space="preserve">Last modified: 2026-10-19 00:48:10 (PDT)</w:delText>
         </w:r>
       </w:del>
     </w:p>
@@ -26,7 +26,7 @@
       </w:pPr>
       <w:ins w:id="2" w:author="PR Preview" w:date="2026-01-01T00:00:00Z">
         <w:r>
-          <w:t xml:space="preserve">Last modified: 2026-10-19 00:34:54 (PDT)</w:t>
+          <w:t xml:space="preserve">Last modified: 2026-10-19 01:01:02 (PDT)</w:t>
         </w:r>
       </w:ins>
     </w:p>
@@ -298,76 +298,217 @@
       <w:pPr>
         <w:pStyle w:val="BodyText"/>
       </w:pPr>
-      <w:r>
-        <w:rPr>
-          <w:b/>
-          <w:bCs/>
-        </w:rPr>
-        <w:t xml:space="preserve">Definition 2 (Bayesian paradigm)</w:t>
-      </w:r>
-      <w:r>
-        <w:t xml:space="preserve"> </w:t>
-      </w:r>
-      <w:r>
-        <w:t xml:space="preserve">In the</w:t>
-      </w:r>
-      <w:r>
-        <w:t xml:space="preserve"> </w:t>
-      </w:r>
-      <w:r>
-        <w:rPr>
-          <w:b/>
-          <w:bCs/>
-        </w:rPr>
-        <w:t xml:space="preserve">Bayesian</w:t>
-      </w:r>
-      <w:r>
-        <w:t xml:space="preserve"> </w:t>
-      </w:r>
-      <w:r>
-        <w:t xml:space="preserve">paradigm of statistical inference,</w:t>
-      </w:r>
-      <w:r>
-        <w:t xml:space="preserve"> </w:t>
-      </w:r>
-      <w:r>
-        <w:t xml:space="preserve">an unknown parameter</w:t>
-      </w:r>
-      <w:r>
-        <w:t xml:space="preserve"> </w:t>
-      </w:r>
+      <w:del w:id="3" w:author="PR Preview" w:date="2026-01-01T00:00:00Z">
+        <w:r>
+          <w:rPr>
+            <w:b/>
+            <w:bCs/>
+          </w:rPr>
+          <w:delText xml:space="preserve">Definition 2 (Bayesian paradigm)</w:delText>
+        </w:r>
+      </w:del>
+      <w:del w:id="4" w:author="PR Preview" w:date="2026-01-01T00:00:00Z">
+        <w:r>
+          <w:delText xml:space="preserve"> </w:delText>
+        </w:r>
+      </w:del>
+      <w:del w:id="5" w:author="PR Preview" w:date="2026-01-01T00:00:00Z">
+        <w:r>
+          <w:delText xml:space="preserve">In the</w:delText>
+        </w:r>
+      </w:del>
+      <w:del w:id="6" w:author="PR Preview" w:date="2026-01-01T00:00:00Z">
+        <w:r>
+          <w:delText xml:space="preserve"> </w:delText>
+        </w:r>
+      </w:del>
+      <w:del w:id="7" w:author="PR Preview" w:date="2026-01-01T00:00:00Z">
+        <w:r>
+          <w:rPr>
+            <w:b/>
+            <w:bCs/>
+          </w:rPr>
+          <w:delText xml:space="preserve">Bayesian</w:delText>
+        </w:r>
+      </w:del>
+      <w:del w:id="8" w:author="PR Preview" w:date="2026-01-01T00:00:00Z">
+        <w:r>
+          <w:delText xml:space="preserve"> </w:delText>
+        </w:r>
+      </w:del>
+      <w:del w:id="9" w:author="PR Preview" w:date="2026-01-01T00:00:00Z">
+        <w:r>
+          <w:delText xml:space="preserve">paradigm of statistical inference,</w:delText>
+        </w:r>
+      </w:del>
+      <w:del w:id="10" w:author="PR Preview" w:date="2026-01-01T00:00:00Z">
+        <w:r>
+          <w:delText xml:space="preserve"> </w:delText>
+        </w:r>
+      </w:del>
+      <w:del w:id="11" w:author="PR Preview" w:date="2026-01-01T00:00:00Z">
+        <w:r>
+          <w:delText xml:space="preserve">an unknown parameter</w:delText>
+        </w:r>
+      </w:del>
+      <w:del w:id="12" w:author="PR Preview" w:date="2026-01-01T00:00:00Z">
+        <w:r>
+          <w:delText xml:space="preserve"> </w:delText>
+        </w:r>
+      </w:del>
       <m:oMath>
         <m:r>
           <m:t>θ</m:t>
         </m:r>
       </m:oMath>
-      <w:r>
-        <w:t xml:space="preserve"> </w:t>
-      </w:r>
-      <w:r>
-        <w:t xml:space="preserve">is a random variable with its own probability distribution,</w:t>
-      </w:r>
-      <w:r>
-        <w:t xml:space="preserve"> </w:t>
-      </w:r>
-      <w:r>
-        <w:t xml:space="preserve">and probability measures degree of belief</w:t>
-      </w:r>
-      <w:r>
-        <w:t xml:space="preserve"> </w:t>
-      </w:r>
-      <w:r>
-        <w:t xml:space="preserve">[1, Ch. 12], p. 272</w:t>
-      </w:r>
-      <w:r>
-        <w:t xml:space="preserve"> </w:t>
-      </w:r>
-      <w:r>
-        <w:t xml:space="preserve">[3]</w:t>
-      </w:r>
-      <w:r>
-        <w:t xml:space="preserve">.</w:t>
-      </w:r>
+      <w:del w:id="13" w:author="PR Preview" w:date="2026-01-01T00:00:00Z">
+        <w:r>
+          <w:delText xml:space="preserve"> </w:delText>
+        </w:r>
+      </w:del>
+      <w:del w:id="14" w:author="PR Preview" w:date="2026-01-01T00:00:00Z">
+        <w:r>
+          <w:delText xml:space="preserve">is a random variable with its own probability distribution,</w:delText>
+        </w:r>
+      </w:del>
+      <w:del w:id="15" w:author="PR Preview" w:date="2026-01-01T00:00:00Z">
+        <w:r>
+          <w:delText xml:space="preserve"> </w:delText>
+        </w:r>
+      </w:del>
+      <w:del w:id="16" w:author="PR Preview" w:date="2026-01-01T00:00:00Z">
+        <w:r>
+          <w:delText xml:space="preserve">and probability measures degree of belief</w:delText>
+        </w:r>
+      </w:del>
+      <w:del w:id="17" w:author="PR Preview" w:date="2026-01-01T00:00:00Z">
+        <w:r>
+          <w:delText xml:space="preserve"> </w:delText>
+        </w:r>
+      </w:del>
+      <w:del w:id="18" w:author="PR Preview" w:date="2026-01-01T00:00:00Z">
+        <w:r>
+          <w:delText xml:space="preserve">[1, Ch. 12], p. 272</w:delText>
+        </w:r>
+      </w:del>
+      <w:del w:id="19" w:author="PR Preview" w:date="2026-01-01T00:00:00Z">
+        <w:r>
+          <w:delText xml:space="preserve"> </w:delText>
+        </w:r>
+      </w:del>
+      <w:del w:id="20" w:author="PR Preview" w:date="2026-01-01T00:00:00Z">
+        <w:r>
+          <w:delText xml:space="preserve">[3]</w:delText>
+        </w:r>
+      </w:del>
+      <w:del w:id="21" w:author="PR Preview" w:date="2026-01-01T00:00:00Z">
+        <w:r>
+          <w:delText xml:space="preserve">.</w:delText>
+        </w:r>
+      </w:del>
+    </w:p>
+    <w:p>
+      <w:pPr>
+        <w:pStyle w:val="BodyText"/>
+      </w:pPr>
+      <w:ins w:id="22" w:author="PR Preview" w:date="2026-01-01T00:00:00Z">
+        <w:r>
+          <w:rPr>
+            <w:b/>
+            <w:bCs/>
+          </w:rPr>
+          <w:t xml:space="preserve">Definition 2 (Bayesian paradigm)</w:t>
+        </w:r>
+      </w:ins>
+      <w:ins w:id="23" w:author="PR Preview" w:date="2026-01-01T00:00:00Z">
+        <w:r>
+          <w:t xml:space="preserve"> </w:t>
+        </w:r>
+      </w:ins>
+      <w:ins w:id="24" w:author="PR Preview" w:date="2026-01-01T00:00:00Z">
+        <w:r>
+          <w:t xml:space="preserve">In the</w:t>
+        </w:r>
+      </w:ins>
+      <w:ins w:id="25" w:author="PR Preview" w:date="2026-01-01T00:00:00Z">
+        <w:r>
+          <w:t xml:space="preserve"> </w:t>
+        </w:r>
+      </w:ins>
+      <w:ins w:id="26" w:author="PR Preview" w:date="2026-01-01T00:00:00Z">
+        <w:r>
+          <w:rPr>
+            <w:b/>
+            <w:bCs/>
+          </w:rPr>
+          <w:t xml:space="preserve">Bayesian</w:t>
+        </w:r>
+      </w:ins>
+      <w:ins w:id="27" w:author="PR Preview" w:date="2026-01-01T00:00:00Z">
+        <w:r>
+          <w:t xml:space="preserve"> </w:t>
+        </w:r>
+      </w:ins>
+      <w:ins w:id="28" w:author="PR Preview" w:date="2026-01-01T00:00:00Z">
+        <w:r>
+          <w:t xml:space="preserve">paradigm of statistical inference,</w:t>
+        </w:r>
+      </w:ins>
+      <w:ins w:id="29" w:author="PR Preview" w:date="2026-01-01T00:00:00Z">
+        <w:r>
+          <w:t xml:space="preserve"> </w:t>
+        </w:r>
+      </w:ins>
+      <w:ins w:id="30" w:author="PR Preview" w:date="2026-01-01T00:00:00Z">
+        <w:r>
+          <w:t xml:space="preserve">an unknown parameter</w:t>
+        </w:r>
+      </w:ins>
+      <w:ins w:id="31" w:author="PR Preview" w:date="2026-01-01T00:00:00Z">
+        <w:r>
+          <w:t xml:space="preserve"> </w:t>
+        </w:r>
+      </w:ins>
+      <m:oMath>
+        <m:r>
+          <m:t>θ</m:t>
+        </m:r>
+      </m:oMath>
+      <w:ins w:id="32" w:author="PR Preview" w:date="2026-01-01T00:00:00Z">
+        <w:r>
+          <w:t xml:space="preserve"> </w:t>
+        </w:r>
+      </w:ins>
+      <w:ins w:id="33" w:author="PR Preview" w:date="2026-01-01T00:00:00Z">
+        <w:r>
+          <w:t xml:space="preserve">is a random variable with its own probability distribution,</w:t>
+        </w:r>
+      </w:ins>
+      <w:ins w:id="34" w:author="PR Preview" w:date="2026-01-01T00:00:00Z">
+        <w:r>
+          <w:t xml:space="preserve"> </w:t>
+        </w:r>
+      </w:ins>
+      <w:ins w:id="35" w:author="PR Preview" w:date="2026-01-01T00:00:00Z">
+        <w:r>
+          <w:t xml:space="preserve">and probability measures degree of belief</w:t>
+        </w:r>
+      </w:ins>
+      <w:ins w:id="36" w:author="PR Preview" w:date="2026-01-01T00:00:00Z">
+        <w:r>
+          <w:t xml:space="preserve"> </w:t>
+        </w:r>
+      </w:ins>
+      <w:ins w:id="37" w:author="PR Preview" w:date="2026-01-01T00:00:00Z">
+        <w:r>
+          <w:t xml:space="preserve">[1, Ch. 12], p. 272</w:t>
+        </w:r>
+      </w:ins>
+      <w:ins w:id="38" w:author="PR Preview" w:date="2026-01-01T00:00:00Z">
+        <w:r>
+          <w:t xml:space="preserve">.</w:t>
+        </w:r>
+      </w:ins>
     </w:p>
     <w:p>
       <w:pPr>
@@ -600,55 +741,79 @@
       <w:pPr>
         <w:pStyle w:val="BodyText"/>
       </w:pPr>
-      <w:r>
-        <w:rPr>
-          <w:b/>
-          <w:bCs/>
-        </w:rPr>
-        <w:t xml:space="preserve">Definition 3 (Prior distribution)</w:t>
-      </w:r>
-      <w:r>
-        <w:t xml:space="preserve"> </w:t>
-      </w:r>
-      <w:r>
-        <w:t xml:space="preserve">The</w:t>
-      </w:r>
-      <w:r>
-        <w:t xml:space="preserve"> </w:t>
-      </w:r>
-      <w:r>
-        <w:rPr>
-          <w:b/>
-          <w:bCs/>
-        </w:rPr>
-        <w:t xml:space="preserve">prior distribution</w:t>
-      </w:r>
-      <w:r>
-        <w:t xml:space="preserve"> </w:t>
-      </w:r>
-      <w:r>
-        <w:t xml:space="preserve">of a parameter</w:t>
-      </w:r>
-      <w:r>
-        <w:t xml:space="preserve"> </w:t>
-      </w:r>
+      <w:del w:id="39" w:author="PR Preview" w:date="2026-01-01T00:00:00Z">
+        <w:r>
+          <w:rPr>
+            <w:b/>
+            <w:bCs/>
+          </w:rPr>
+          <w:delText xml:space="preserve">Definition 3 (Prior distribution)</w:delText>
+        </w:r>
+      </w:del>
+      <w:del w:id="40" w:author="PR Preview" w:date="2026-01-01T00:00:00Z">
+        <w:r>
+          <w:delText xml:space="preserve"> </w:delText>
+        </w:r>
+      </w:del>
+      <w:del w:id="41" w:author="PR Preview" w:date="2026-01-01T00:00:00Z">
+        <w:r>
+          <w:delText xml:space="preserve">The</w:delText>
+        </w:r>
+      </w:del>
+      <w:del w:id="42" w:author="PR Preview" w:date="2026-01-01T00:00:00Z">
+        <w:r>
+          <w:delText xml:space="preserve"> </w:delText>
+        </w:r>
+      </w:del>
+      <w:del w:id="43" w:author="PR Preview" w:date="2026-01-01T00:00:00Z">
+        <w:r>
+          <w:rPr>
+            <w:b/>
+            <w:bCs/>
+          </w:rPr>
+          <w:delText xml:space="preserve">prior distribution</w:delText>
+        </w:r>
+      </w:del>
+      <w:del w:id="44" w:author="PR Preview" w:date="2026-01-01T00:00:00Z">
+        <w:r>
+          <w:delText xml:space="preserve"> </w:delText>
+        </w:r>
+      </w:del>
+      <w:del w:id="45" w:author="PR Preview" w:date="2026-01-01T00:00:00Z">
+        <w:r>
+          <w:delText xml:space="preserve">of a parameter</w:delText>
+        </w:r>
+      </w:del>
+      <w:del w:id="46" w:author="PR Preview" w:date="2026-01-01T00:00:00Z">
+        <w:r>
+          <w:delText xml:space="preserve"> </w:delText>
+        </w:r>
+      </w:del>
       <m:oMath>
         <m:r>
           <m:t>θ</m:t>
         </m:r>
       </m:oMath>
-      <w:r>
-        <w:t xml:space="preserve">,</w:t>
-      </w:r>
-      <w:r>
-        <w:t xml:space="preserve"> </w:t>
-      </w:r>
-      <w:r>
-        <w:t xml:space="preserve">with density or probability mass function</w:t>
-      </w:r>
-      <w:r>
-        <w:t xml:space="preserve"> </w:t>
-      </w:r>
+      <w:del w:id="47" w:author="PR Preview" w:date="2026-01-01T00:00:00Z">
+        <w:r>
+          <w:delText xml:space="preserve">,</w:delText>
+        </w:r>
+      </w:del>
+      <w:del w:id="48" w:author="PR Preview" w:date="2026-01-01T00:00:00Z">
+        <w:r>
+          <w:delText xml:space="preserve"> </w:delText>
+        </w:r>
+      </w:del>
+      <w:del w:id="49" w:author="PR Preview" w:date="2026-01-01T00:00:00Z">
+        <w:r>
+          <w:delText xml:space="preserve">with density or probability mass function</w:delText>
+        </w:r>
+      </w:del>
+      <w:del w:id="50" w:author="PR Preview" w:date="2026-01-01T00:00:00Z">
+        <w:r>
+          <w:delText xml:space="preserve"> </w:delText>
+        </w:r>
+      </w:del>
       <m:oMath>
         <m:r>
           <m:rPr>
@@ -672,44 +837,212 @@
           <m:t>)</m:t>
         </m:r>
       </m:oMath>
-      <w:r>
-        <w:t xml:space="preserve">,</w:t>
-      </w:r>
-      <w:r>
-        <w:t xml:space="preserve"> </w:t>
-      </w:r>
-      <w:r>
-        <w:t xml:space="preserve">is the probability distribution that describes</w:t>
-      </w:r>
-      <w:r>
-        <w:t xml:space="preserve"> </w:t>
-      </w:r>
-      <w:r>
-        <w:t xml:space="preserve">what is believed about</w:t>
-      </w:r>
-      <w:r>
-        <w:t xml:space="preserve"> </w:t>
-      </w:r>
+      <w:del w:id="51" w:author="PR Preview" w:date="2026-01-01T00:00:00Z">
+        <w:r>
+          <w:delText xml:space="preserve">,</w:delText>
+        </w:r>
+      </w:del>
+      <w:del w:id="52" w:author="PR Preview" w:date="2026-01-01T00:00:00Z">
+        <w:r>
+          <w:delText xml:space="preserve"> </w:delText>
+        </w:r>
+      </w:del>
+      <w:del w:id="53" w:author="PR Preview" w:date="2026-01-01T00:00:00Z">
+        <w:r>
+          <w:delText xml:space="preserve">is the probability distribution that describes</w:delText>
+        </w:r>
+      </w:del>
+      <w:del w:id="54" w:author="PR Preview" w:date="2026-01-01T00:00:00Z">
+        <w:r>
+          <w:delText xml:space="preserve"> </w:delText>
+        </w:r>
+      </w:del>
+      <w:del w:id="55" w:author="PR Preview" w:date="2026-01-01T00:00:00Z">
+        <w:r>
+          <w:delText xml:space="preserve">what is believed about</w:delText>
+        </w:r>
+      </w:del>
+      <w:del w:id="56" w:author="PR Preview" w:date="2026-01-01T00:00:00Z">
+        <w:r>
+          <w:delText xml:space="preserve"> </w:delText>
+        </w:r>
+      </w:del>
       <m:oMath>
         <m:r>
           <m:t>θ</m:t>
         </m:r>
       </m:oMath>
-      <w:r>
-        <w:t xml:space="preserve"> </w:t>
-      </w:r>
-      <w:r>
-        <w:t xml:space="preserve">before the data are observed</w:t>
-      </w:r>
-      <w:r>
-        <w:t xml:space="preserve"> </w:t>
-      </w:r>
-      <w:r>
-        <w:t xml:space="preserve">[4]</w:t>
-      </w:r>
-      <w:r>
-        <w:t xml:space="preserve">.</w:t>
-      </w:r>
+      <w:del w:id="57" w:author="PR Preview" w:date="2026-01-01T00:00:00Z">
+        <w:r>
+          <w:delText xml:space="preserve"> </w:delText>
+        </w:r>
+      </w:del>
+      <w:del w:id="58" w:author="PR Preview" w:date="2026-01-01T00:00:00Z">
+        <w:r>
+          <w:delText xml:space="preserve">before the data are observed</w:delText>
+        </w:r>
+      </w:del>
+      <w:del w:id="59" w:author="PR Preview" w:date="2026-01-01T00:00:00Z">
+        <w:r>
+          <w:delText xml:space="preserve"> </w:delText>
+        </w:r>
+      </w:del>
+      <w:del w:id="60" w:author="PR Preview" w:date="2026-01-01T00:00:00Z">
+        <w:r>
+          <w:delText xml:space="preserve">[4]</w:delText>
+        </w:r>
+      </w:del>
+      <w:del w:id="61" w:author="PR Preview" w:date="2026-01-01T00:00:00Z">
+        <w:r>
+          <w:delText xml:space="preserve">.</w:delText>
+        </w:r>
+      </w:del>
+    </w:p>
+    <w:p>
+      <w:pPr>
+        <w:pStyle w:val="BodyText"/>
+      </w:pPr>
+      <w:ins w:id="62" w:author="PR Preview" w:date="2026-01-01T00:00:00Z">
+        <w:r>
+          <w:rPr>
+            <w:b/>
+            <w:bCs/>
+          </w:rPr>
+          <w:t xml:space="preserve">Definition 3 (Prior distribution)</w:t>
+        </w:r>
+      </w:ins>
+      <w:ins w:id="63" w:author="PR Preview" w:date="2026-01-01T00:00:00Z">
+        <w:r>
+          <w:t xml:space="preserve"> </w:t>
+        </w:r>
+      </w:ins>
+      <w:ins w:id="64" w:author="PR Preview" w:date="2026-01-01T00:00:00Z">
+        <w:r>
+          <w:t xml:space="preserve">The</w:t>
+        </w:r>
+      </w:ins>
+      <w:ins w:id="65" w:author="PR Preview" w:date="2026-01-01T00:00:00Z">
+        <w:r>
+          <w:t xml:space="preserve"> </w:t>
+        </w:r>
+      </w:ins>
+      <w:ins w:id="66" w:author="PR Preview" w:date="2026-01-01T00:00:00Z">
+        <w:r>
+          <w:rPr>
+            <w:b/>
+            <w:bCs/>
+          </w:rPr>
+          <w:t xml:space="preserve">prior distribution</w:t>
+        </w:r>
+      </w:ins>
+      <w:ins w:id="67" w:author="PR Preview" w:date="2026-01-01T00:00:00Z">
+        <w:r>
+          <w:t xml:space="preserve"> </w:t>
+        </w:r>
+      </w:ins>
+      <w:ins w:id="68" w:author="PR Preview" w:date="2026-01-01T00:00:00Z">
+        <w:r>
+          <w:t xml:space="preserve">of a parameter</w:t>
+        </w:r>
+      </w:ins>
+      <w:ins w:id="69" w:author="PR Preview" w:date="2026-01-01T00:00:00Z">
+        <w:r>
+          <w:t xml:space="preserve"> </w:t>
+        </w:r>
+      </w:ins>
+      <m:oMath>
+        <m:r>
+          <m:t>θ</m:t>
+        </m:r>
+      </m:oMath>
+      <w:ins w:id="70" w:author="PR Preview" w:date="2026-01-01T00:00:00Z">
+        <w:r>
+          <w:t xml:space="preserve">,</w:t>
+        </w:r>
+      </w:ins>
+      <w:ins w:id="71" w:author="PR Preview" w:date="2026-01-01T00:00:00Z">
+        <w:r>
+          <w:t xml:space="preserve"> </w:t>
+        </w:r>
+      </w:ins>
+      <w:ins w:id="72" w:author="PR Preview" w:date="2026-01-01T00:00:00Z">
+        <w:r>
+          <w:t xml:space="preserve">with density or probability mass function</w:t>
+        </w:r>
+      </w:ins>
+      <w:ins w:id="73" w:author="PR Preview" w:date="2026-01-01T00:00:00Z">
+        <w:r>
+          <w:t xml:space="preserve"> </w:t>
+        </w:r>
+      </w:ins>
+      <m:oMath>
+        <m:r>
+          <m:rPr>
+            <m:sty m:val="p"/>
+          </m:rPr>
+          <m:t>p</m:t>
+        </m:r>
+        <m:r>
+          <m:rPr>
+            <m:sty m:val="p"/>
+          </m:rPr>
+          <m:t>(</m:t>
+        </m:r>
+        <m:r>
+          <m:t>θ</m:t>
+        </m:r>
+        <m:r>
+          <m:rPr>
+            <m:sty m:val="p"/>
+          </m:rPr>
+          <m:t>)</m:t>
+        </m:r>
+      </m:oMath>
+      <w:ins w:id="74" w:author="PR Preview" w:date="2026-01-01T00:00:00Z">
+        <w:r>
+          <w:t xml:space="preserve">,</w:t>
+        </w:r>
+      </w:ins>
+      <w:ins w:id="75" w:author="PR Preview" w:date="2026-01-01T00:00:00Z">
+        <w:r>
+          <w:t xml:space="preserve"> </w:t>
+        </w:r>
+      </w:ins>
+      <w:ins w:id="76" w:author="PR Preview" w:date="2026-01-01T00:00:00Z">
+        <w:r>
+          <w:t xml:space="preserve">is the probability distribution that describes</w:t>
+        </w:r>
+      </w:ins>
+      <w:ins w:id="77" w:author="PR Preview" w:date="2026-01-01T00:00:00Z">
+        <w:r>
+          <w:t xml:space="preserve"> </w:t>
+        </w:r>
+      </w:ins>
+      <w:ins w:id="78" w:author="PR Preview" w:date="2026-01-01T00:00:00Z">
+        <w:r>
+          <w:t xml:space="preserve">what is believed about</w:t>
+        </w:r>
+      </w:ins>
+      <w:ins w:id="79" w:author="PR Preview" w:date="2026-01-01T00:00:00Z">
+        <w:r>
+          <w:t xml:space="preserve"> </w:t>
+        </w:r>
+      </w:ins>
+      <m:oMath>
+        <m:r>
+          <m:t>θ</m:t>
+        </m:r>
+      </m:oMath>
+      <w:ins w:id="80" w:author="PR Preview" w:date="2026-01-01T00:00:00Z">
+        <w:r>
+          <w:t xml:space="preserve"> </w:t>
+        </w:r>
+      </w:ins>
+      <w:ins w:id="81" w:author="PR Preview" w:date="2026-01-01T00:00:00Z">
+        <w:r>
+          <w:t xml:space="preserve">before the data are observed.</w:t>
+        </w:r>
+      </w:ins>
     </w:p>
     <w:p>
       <w:pPr>
@@ -1092,7 +1425,7 @@
     </w:p>
     <w:bookmarkEnd w:id="18"/>
     <w:bookmarkEnd w:id="19"/>
-    <w:bookmarkStart w:id="73" w:name="sec-bayes-equation"/>
+    <w:bookmarkStart w:id="74" w:name="sec-bayes-equation"/>
     <w:p>
       <w:pPr>
         <w:pStyle w:val="Heading2"/>
@@ -9402,7 +9735,7 @@
     </w:tbl>
     <w:bookmarkEnd w:id="51"/>
     <w:bookmarkEnd w:id="52"/>
-    <w:bookmarkStart w:id="67" w:name="sec-bayes-interval-interp"/>
+    <w:bookmarkStart w:id="68" w:name="sec-bayes-interval-interp"/>
     <w:p>
       <w:pPr>
         <w:pStyle w:val="Heading3"/>
@@ -9535,27 +9868,35 @@
         <w:t xml:space="preserve">given the data actually observed.</w:t>
       </w:r>
     </w:p>
-    <w:bookmarkStart w:id="54" w:name="def-credible-interval"/>
+    <w:bookmarkStart w:id="55" w:name="def-credible-interval"/>
     <w:p>
       <w:pPr>
         <w:pStyle w:val="BodyText"/>
       </w:pPr>
-      <w:r>
-        <w:rPr>
-          <w:b/>
-          <w:bCs/>
-        </w:rPr>
-        <w:t xml:space="preserve">Definition 7 (Credible interval)</w:t>
-      </w:r>
-      <w:r>
-        <w:t xml:space="preserve"> </w:t>
-      </w:r>
-      <w:r>
-        <w:t xml:space="preserve">A</w:t>
-      </w:r>
-      <w:r>
-        <w:t xml:space="preserve"> </w:t>
-      </w:r>
+      <w:del w:id="82" w:author="PR Preview" w:date="2026-01-01T00:00:00Z">
+        <w:r>
+          <w:rPr>
+            <w:b/>
+            <w:bCs/>
+          </w:rPr>
+          <w:delText xml:space="preserve">Definition 7 (Credible interval)</w:delText>
+        </w:r>
+      </w:del>
+      <w:del w:id="83" w:author="PR Preview" w:date="2026-01-01T00:00:00Z">
+        <w:r>
+          <w:delText xml:space="preserve"> </w:delText>
+        </w:r>
+      </w:del>
+      <w:del w:id="84" w:author="PR Preview" w:date="2026-01-01T00:00:00Z">
+        <w:r>
+          <w:delText xml:space="preserve">A</w:delText>
+        </w:r>
+      </w:del>
+      <w:del w:id="85" w:author="PR Preview" w:date="2026-01-01T00:00:00Z">
+        <w:r>
+          <w:delText xml:space="preserve"> </w:delText>
+        </w:r>
+      </w:del>
       <m:oMath>
         <m:r>
           <m:t>100</m:t>
@@ -9591,86 +9932,130 @@
           <m:t>%</m:t>
         </m:r>
       </m:oMath>
-      <w:r>
-        <w:t xml:space="preserve"> </w:t>
-      </w:r>
-      <w:r>
-        <w:rPr>
-          <w:b/>
-          <w:bCs/>
-        </w:rPr>
-        <w:t xml:space="preserve">credible interval</w:t>
-      </w:r>
-      <w:r>
-        <w:t xml:space="preserve"> </w:t>
-      </w:r>
-      <w:r>
-        <w:t xml:space="preserve">for a parameter</w:t>
-      </w:r>
-      <w:r>
-        <w:t xml:space="preserve"> </w:t>
-      </w:r>
-      <m:oMath>
-        <m:r>
-          <m:t>θ</m:t>
-        </m:r>
-      </m:oMath>
-      <w:r>
-        <w:t xml:space="preserve">,</w:t>
-      </w:r>
-      <w:r>
-        <w:t xml:space="preserve"> </w:t>
-      </w:r>
-      <w:r>
-        <w:t xml:space="preserve">given observed data</w:t>
-      </w:r>
-      <w:r>
-        <w:t xml:space="preserve"> </w:t>
-      </w:r>
-      <w:r>
-        <w:t xml:space="preserve">$\mathord{\smash[b]{\underset{\raise.3ex\hbox{$\scriptstyle\sim$}}{y}}\vphantom{y}}$</w:t>
-      </w:r>
-      <w:r>
-        <w:t xml:space="preserve">,</w:t>
-      </w:r>
-      <w:r>
-        <w:t xml:space="preserve"> </w:t>
-      </w:r>
-      <w:r>
-        <w:t xml:space="preserve">is an interval</w:t>
-      </w:r>
-      <w:r>
-        <w:t xml:space="preserve"> </w:t>
-      </w:r>
-      <w:r>
-        <w:t xml:space="preserve">$\mathopen{}\left[l(\mathord{\smash[b]{\underset{\raise.3ex\hbox{$\scriptstyle\sim$}}{y}}\vphantom{y}}),\, r(\mathord{\smash[b]{\underset{\raise.3ex\hbox{$\scriptstyle\sim$}}{y}}\vphantom{y}})\right]\mathclose{}$</w:t>
-      </w:r>
-      <w:r>
-        <w:t xml:space="preserve"> </w:t>
-      </w:r>
-      <w:r>
-        <w:t xml:space="preserve">whose</w:t>
-      </w:r>
-      <w:r>
-        <w:t xml:space="preserve"> </w:t>
-      </w:r>
-      <w:hyperlink w:anchor="def-posterior">
+      <w:del w:id="86" w:author="PR Preview" w:date="2026-01-01T00:00:00Z">
+        <w:r>
+          <w:delText xml:space="preserve"> </w:delText>
+        </w:r>
+      </w:del>
+      <w:del w:id="87" w:author="PR Preview" w:date="2026-01-01T00:00:00Z">
         <w:r>
           <w:rPr>
-            <w:rStyle w:val="Hyperlink"/>
+            <w:b/>
+            <w:bCs/>
           </w:rPr>
-          <w:t xml:space="preserve">posterior</w:t>
+          <w:delText xml:space="preserve">credible interval</w:delText>
         </w:r>
+      </w:del>
+      <w:del w:id="88" w:author="PR Preview" w:date="2026-01-01T00:00:00Z">
+        <w:r>
+          <w:delText xml:space="preserve"> </w:delText>
+        </w:r>
+      </w:del>
+      <w:del w:id="89" w:author="PR Preview" w:date="2026-01-01T00:00:00Z">
+        <w:r>
+          <w:delText xml:space="preserve">for a parameter</w:delText>
+        </w:r>
+      </w:del>
+      <w:del w:id="90" w:author="PR Preview" w:date="2026-01-01T00:00:00Z">
+        <w:r>
+          <w:delText xml:space="preserve"> </w:delText>
+        </w:r>
+      </w:del>
+      <m:oMath>
+        <m:r>
+          <m:t>θ</m:t>
+        </m:r>
+      </m:oMath>
+      <w:del w:id="91" w:author="PR Preview" w:date="2026-01-01T00:00:00Z">
+        <w:r>
+          <w:delText xml:space="preserve">,</w:delText>
+        </w:r>
+      </w:del>
+      <w:del w:id="92" w:author="PR Preview" w:date="2026-01-01T00:00:00Z">
+        <w:r>
+          <w:delText xml:space="preserve"> </w:delText>
+        </w:r>
+      </w:del>
+      <w:del w:id="93" w:author="PR Preview" w:date="2026-01-01T00:00:00Z">
+        <w:r>
+          <w:delText xml:space="preserve">given observed data</w:delText>
+        </w:r>
+      </w:del>
+      <w:del w:id="94" w:author="PR Preview" w:date="2026-01-01T00:00:00Z">
+        <w:r>
+          <w:delText xml:space="preserve"> </w:delText>
+        </w:r>
+      </w:del>
+      <w:del w:id="95" w:author="PR Preview" w:date="2026-01-01T00:00:00Z">
+        <w:r>
+          <w:delText xml:space="preserve">$\mathord{\smash[b]{\underset{\raise.3ex\hbox{$\scriptstyle\sim$}}{y}}\vphantom{y}}$</w:delText>
+        </w:r>
+      </w:del>
+      <w:del w:id="96" w:author="PR Preview" w:date="2026-01-01T00:00:00Z">
+        <w:r>
+          <w:delText xml:space="preserve">,</w:delText>
+        </w:r>
+      </w:del>
+      <w:del w:id="97" w:author="PR Preview" w:date="2026-01-01T00:00:00Z">
+        <w:r>
+          <w:delText xml:space="preserve"> </w:delText>
+        </w:r>
+      </w:del>
+      <w:del w:id="98" w:author="PR Preview" w:date="2026-01-01T00:00:00Z">
+        <w:r>
+          <w:delText xml:space="preserve">is an interval</w:delText>
+        </w:r>
+      </w:del>
+      <w:del w:id="99" w:author="PR Preview" w:date="2026-01-01T00:00:00Z">
+        <w:r>
+          <w:delText xml:space="preserve"> </w:delText>
+        </w:r>
+      </w:del>
+      <w:del w:id="100" w:author="PR Preview" w:date="2026-01-01T00:00:00Z">
+        <w:r>
+          <w:delText xml:space="preserve">$\mathopen{}\left[l(\mathord{\smash[b]{\underset{\raise.3ex\hbox{$\scriptstyle\sim$}}{y}}\vphantom{y}}),\, r(\mathord{\smash[b]{\underset{\raise.3ex\hbox{$\scriptstyle\sim$}}{y}}\vphantom{y}})\right]\mathclose{}$</w:delText>
+        </w:r>
+      </w:del>
+      <w:del w:id="101" w:author="PR Preview" w:date="2026-01-01T00:00:00Z">
+        <w:r>
+          <w:delText xml:space="preserve"> </w:delText>
+        </w:r>
+      </w:del>
+      <w:del w:id="102" w:author="PR Preview" w:date="2026-01-01T00:00:00Z">
+        <w:r>
+          <w:delText xml:space="preserve">whose</w:delText>
+        </w:r>
+      </w:del>
+      <w:del w:id="103" w:author="PR Preview" w:date="2026-01-01T00:00:00Z">
+        <w:r>
+          <w:delText xml:space="preserve"> </w:delText>
+        </w:r>
+      </w:del>
+      <w:hyperlink w:anchor="def-posterior">
+        <w:del w:id="104" w:author="PR Preview" w:date="2026-01-01T00:00:00Z">
+          <w:r>
+            <w:rPr>
+              <w:rStyle w:val="Hyperlink"/>
+            </w:rPr>
+            <w:delText xml:space="preserve">posterior</w:delText>
+          </w:r>
+        </w:del>
       </w:hyperlink>
-      <w:r>
-        <w:t xml:space="preserve"> </w:t>
-      </w:r>
-      <w:r>
-        <w:t xml:space="preserve">probability is</w:t>
-      </w:r>
-      <w:r>
-        <w:t xml:space="preserve"> </w:t>
-      </w:r>
+      <w:del w:id="105" w:author="PR Preview" w:date="2026-01-01T00:00:00Z">
+        <w:r>
+          <w:delText xml:space="preserve"> </w:delText>
+        </w:r>
+      </w:del>
+      <w:del w:id="106" w:author="PR Preview" w:date="2026-01-01T00:00:00Z">
+        <w:r>
+          <w:delText xml:space="preserve">probability is</w:delText>
+        </w:r>
+      </w:del>
+      <w:del w:id="107" w:author="PR Preview" w:date="2026-01-01T00:00:00Z">
+        <w:r>
+          <w:delText xml:space="preserve"> </w:delText>
+        </w:r>
+      </w:del>
       <m:oMath>
         <m:r>
           <m:t>1</m:t>
@@ -9685,20 +10070,248 @@
           <m:t>α</m:t>
         </m:r>
       </m:oMath>
-      <w:r>
-        <w:t xml:space="preserve"> </w:t>
-      </w:r>
-      <w:r>
-        <w:t xml:space="preserve">[9]</w:t>
-      </w:r>
-      <w:r>
-        <w:t xml:space="preserve">:</w:t>
-      </w:r>
+      <w:del w:id="108" w:author="PR Preview" w:date="2026-01-01T00:00:00Z">
+        <w:r>
+          <w:delText xml:space="preserve"> </w:delText>
+        </w:r>
+      </w:del>
+      <w:del w:id="109" w:author="PR Preview" w:date="2026-01-01T00:00:00Z">
+        <w:r>
+          <w:delText xml:space="preserve">[9]</w:delText>
+        </w:r>
+      </w:del>
+      <w:del w:id="110" w:author="PR Preview" w:date="2026-01-01T00:00:00Z">
+        <w:r>
+          <w:delText xml:space="preserve">:</w:delText>
+        </w:r>
+      </w:del>
     </w:p>
     <w:p>
       <w:pPr>
         <w:pStyle w:val="BodyText"/>
       </w:pPr>
+      <w:ins w:id="111" w:author="PR Preview" w:date="2026-01-01T00:00:00Z">
+        <w:r>
+          <w:rPr>
+            <w:b/>
+            <w:bCs/>
+          </w:rPr>
+          <w:t xml:space="preserve">Definition 7 (Credible interval)</w:t>
+        </w:r>
+      </w:ins>
+      <w:ins w:id="112" w:author="PR Preview" w:date="2026-01-01T00:00:00Z">
+        <w:r>
+          <w:t xml:space="preserve"> </w:t>
+        </w:r>
+      </w:ins>
+      <w:ins w:id="113" w:author="PR Preview" w:date="2026-01-01T00:00:00Z">
+        <w:r>
+          <w:t xml:space="preserve">A</w:t>
+        </w:r>
+      </w:ins>
+      <w:ins w:id="114" w:author="PR Preview" w:date="2026-01-01T00:00:00Z">
+        <w:r>
+          <w:t xml:space="preserve"> </w:t>
+        </w:r>
+      </w:ins>
+      <m:oMath>
+        <m:r>
+          <m:t>100</m:t>
+        </m:r>
+        <m:r>
+          <m:rPr>
+            <m:sty m:val="p"/>
+          </m:rPr>
+          <m:t>(</m:t>
+        </m:r>
+        <m:r>
+          <m:t>1</m:t>
+        </m:r>
+        <m:r>
+          <m:rPr>
+            <m:sty m:val="p"/>
+          </m:rPr>
+          <m:t>−</m:t>
+        </m:r>
+        <m:r>
+          <m:t>α</m:t>
+        </m:r>
+        <m:r>
+          <m:rPr>
+            <m:sty m:val="p"/>
+          </m:rPr>
+          <m:t>)</m:t>
+        </m:r>
+        <m:r>
+          <m:rPr>
+            <m:sty m:val="p"/>
+          </m:rPr>
+          <m:t>%</m:t>
+        </m:r>
+      </m:oMath>
+      <w:ins w:id="115" w:author="PR Preview" w:date="2026-01-01T00:00:00Z">
+        <w:r>
+          <w:t xml:space="preserve"> </w:t>
+        </w:r>
+      </w:ins>
+      <w:ins w:id="116" w:author="PR Preview" w:date="2026-01-01T00:00:00Z">
+        <w:r>
+          <w:rPr>
+            <w:b/>
+            <w:bCs/>
+          </w:rPr>
+          <w:t xml:space="preserve">credible interval</w:t>
+        </w:r>
+      </w:ins>
+      <w:ins w:id="117" w:author="PR Preview" w:date="2026-01-01T00:00:00Z">
+        <w:r>
+          <w:t xml:space="preserve"> </w:t>
+        </w:r>
+      </w:ins>
+      <w:ins w:id="118" w:author="PR Preview" w:date="2026-01-01T00:00:00Z">
+        <w:r>
+          <w:t xml:space="preserve">for a parameter</w:t>
+        </w:r>
+      </w:ins>
+      <w:ins w:id="119" w:author="PR Preview" w:date="2026-01-01T00:00:00Z">
+        <w:r>
+          <w:t xml:space="preserve"> </w:t>
+        </w:r>
+      </w:ins>
+      <m:oMath>
+        <m:r>
+          <m:t>θ</m:t>
+        </m:r>
+      </m:oMath>
+      <w:ins w:id="120" w:author="PR Preview" w:date="2026-01-01T00:00:00Z">
+        <w:r>
+          <w:t xml:space="preserve">,</w:t>
+        </w:r>
+      </w:ins>
+      <w:ins w:id="121" w:author="PR Preview" w:date="2026-01-01T00:00:00Z">
+        <w:r>
+          <w:t xml:space="preserve"> </w:t>
+        </w:r>
+      </w:ins>
+      <w:ins w:id="122" w:author="PR Preview" w:date="2026-01-01T00:00:00Z">
+        <w:r>
+          <w:t xml:space="preserve">given observed data</w:t>
+        </w:r>
+      </w:ins>
+      <w:ins w:id="123" w:author="PR Preview" w:date="2026-01-01T00:00:00Z">
+        <w:r>
+          <w:t xml:space="preserve"> </w:t>
+        </w:r>
+      </w:ins>
+      <w:ins w:id="124" w:author="PR Preview" w:date="2026-01-01T00:00:00Z">
+        <w:r>
+          <w:t xml:space="preserve">$\mathord{\smash[b]{\underset{\raise.3ex\hbox{$\scriptstyle\sim$}}{y}}\vphantom{y}}$</w:t>
+        </w:r>
+      </w:ins>
+      <w:ins w:id="125" w:author="PR Preview" w:date="2026-01-01T00:00:00Z">
+        <w:r>
+          <w:t xml:space="preserve">,</w:t>
+        </w:r>
+      </w:ins>
+      <w:ins w:id="126" w:author="PR Preview" w:date="2026-01-01T00:00:00Z">
+        <w:r>
+          <w:t xml:space="preserve"> </w:t>
+        </w:r>
+      </w:ins>
+      <w:ins w:id="127" w:author="PR Preview" w:date="2026-01-01T00:00:00Z">
+        <w:r>
+          <w:t xml:space="preserve">is an interval</w:t>
+        </w:r>
+      </w:ins>
+      <w:ins w:id="128" w:author="PR Preview" w:date="2026-01-01T00:00:00Z">
+        <w:r>
+          <w:t xml:space="preserve"> </w:t>
+        </w:r>
+      </w:ins>
+      <w:ins w:id="129" w:author="PR Preview" w:date="2026-01-01T00:00:00Z">
+        <w:r>
+          <w:t xml:space="preserve">$\mathopen{}\left[l(\mathord{\smash[b]{\underset{\raise.3ex\hbox{$\scriptstyle\sim$}}{y}}\vphantom{y}}),\, r(\mathord{\smash[b]{\underset{\raise.3ex\hbox{$\scriptstyle\sim$}}{y}}\vphantom{y}})\right]\mathclose{}$</w:t>
+        </w:r>
+      </w:ins>
+      <w:ins w:id="130" w:author="PR Preview" w:date="2026-01-01T00:00:00Z">
+        <w:r>
+          <w:t xml:space="preserve"> </w:t>
+        </w:r>
+      </w:ins>
+      <w:ins w:id="131" w:author="PR Preview" w:date="2026-01-01T00:00:00Z">
+        <w:r>
+          <w:t xml:space="preserve">whose</w:t>
+        </w:r>
+      </w:ins>
+      <w:ins w:id="132" w:author="PR Preview" w:date="2026-01-01T00:00:00Z">
+        <w:r>
+          <w:t xml:space="preserve"> </w:t>
+        </w:r>
+      </w:ins>
+      <w:hyperlink w:anchor="def-posterior">
+        <w:ins w:id="133" w:author="PR Preview" w:date="2026-01-01T00:00:00Z">
+          <w:r>
+            <w:rPr>
+              <w:rStyle w:val="Hyperlink"/>
+            </w:rPr>
+            <w:t xml:space="preserve">posterior</w:t>
+          </w:r>
+        </w:ins>
+      </w:hyperlink>
+      <w:ins w:id="134" w:author="PR Preview" w:date="2026-01-01T00:00:00Z">
+        <w:r>
+          <w:t xml:space="preserve"> </w:t>
+        </w:r>
+      </w:ins>
+      <w:hyperlink r:id="rId54">
+        <w:ins w:id="135" w:author="PR Preview" w:date="2026-01-01T00:00:00Z">
+          <w:r>
+            <w:rPr>
+              <w:rStyle w:val="Hyperlink"/>
+            </w:rPr>
+            <w:t xml:space="preserve">probability</w:t>
+          </w:r>
+        </w:ins>
+      </w:hyperlink>
+      <w:ins w:id="136" w:author="PR Preview" w:date="2026-01-01T00:00:00Z">
+        <w:r>
+          <w:t xml:space="preserve"> </w:t>
+        </w:r>
+      </w:ins>
+      <w:ins w:id="137" w:author="PR Preview" w:date="2026-01-01T00:00:00Z">
+        <w:r>
+          <w:t xml:space="preserve">is</w:t>
+        </w:r>
+      </w:ins>
+      <w:ins w:id="138" w:author="PR Preview" w:date="2026-01-01T00:00:00Z">
+        <w:r>
+          <w:t xml:space="preserve"> </w:t>
+        </w:r>
+      </w:ins>
+      <m:oMath>
+        <m:r>
+          <m:t>1</m:t>
+        </m:r>
+        <m:r>
+          <m:rPr>
+            <m:sty m:val="p"/>
+          </m:rPr>
+          <m:t>−</m:t>
+        </m:r>
+        <m:r>
+          <m:t>α</m:t>
+        </m:r>
+      </m:oMath>
+      <w:ins w:id="139" w:author="PR Preview" w:date="2026-01-01T00:00:00Z">
+        <w:r>
+          <w:t xml:space="preserve">:</w:t>
+        </w:r>
+      </w:ins>
+    </w:p>
+    <w:p>
+      <w:pPr>
+        <w:pStyle w:val="BodyText"/>
+      </w:pPr>
       <w:r>
         <w:t xml:space="preserve">$$
     \Pr\mathopen{}\left(l(\mathord{\smash[b]{\underset{\raise.3ex\hbox{$\scriptstyle\sim$}}{y}}\vphantom{y}}) \le \theta\le r(\mathord{\smash[b]{\underset{\raise.3ex\hbox{$\scriptstyle\sim$}}{y}}\vphantom{y}}) \mid \mathord{\smash[b]{\underset{\raise.3ex\hbox{$\scriptstyle\sim$}}{Y}}\vphantom{Y}}= \mathord{\smash[b]{\underset{\raise.3ex\hbox{$\scriptstyle\sim$}}{y}}\vphantom{y}}\right)\mathclose{} = 1 - \alpha.
@@ -9722,7 +10335,7 @@
         <w:t xml:space="preserve">.</w:t>
       </w:r>
     </w:p>
-    <w:bookmarkEnd w:id="54"/>
+    <w:bookmarkEnd w:id="55"/>
     <w:p>
       <w:pPr>
         <w:pStyle w:val="BodyText"/>
@@ -9809,7 +10422,7 @@
         <w:t xml:space="preserve">is the equal-tailed interval.</w:t>
       </w:r>
     </w:p>
-    <w:bookmarkStart w:id="55" w:name="def-equal-tailed-interval"/>
+    <w:bookmarkStart w:id="56" w:name="def-equal-tailed-interval"/>
     <w:p>
       <w:pPr>
         <w:pStyle w:val="BodyText"/>
@@ -9968,8 +10581,8 @@
         <w:t xml:space="preserve">.</w:t>
       </w:r>
     </w:p>
-    <w:bookmarkEnd w:id="55"/>
-    <w:bookmarkStart w:id="56" w:name="exm-equal-tailed-interval"/>
+    <w:bookmarkEnd w:id="56"/>
+    <w:bookmarkStart w:id="57" w:name="exm-equal-tailed-interval"/>
     <w:p>
       <w:pPr>
         <w:pStyle w:val="BodyText"/>
@@ -10256,8 +10869,8 @@
         <w:t xml:space="preserve">.</w:t>
       </w:r>
     </w:p>
-    <w:bookmarkEnd w:id="56"/>
-    <w:bookmarkStart w:id="61" w:name="exm-normal-credible-vs-confidence"/>
+    <w:bookmarkEnd w:id="57"/>
+    <w:bookmarkStart w:id="62" w:name="exm-normal-credible-vs-confidence"/>
     <w:p>
       <w:pPr>
         <w:pStyle w:val="BodyText"/>
@@ -11447,7 +12060,7 @@
       <w:tr>
         <w:tc>
           <w:tcPr/>
-          <w:bookmarkStart w:id="60" w:name="fig-normal-prior-lik-post"/>
+          <w:bookmarkStart w:id="61" w:name="fig-normal-prior-lik-post"/>
           <w:p>
             <w:pPr>
               <w:pStyle w:val="SourceCode"/>
@@ -12246,18 +12859,18 @@
                 <wp:inline>
                   <wp:extent cx="4620126" cy="3696101"/>
                   <wp:effectExtent b="0" l="0" r="0" t="0"/>
-                  <wp:docPr descr="" title="" id="58" name="Picture"/>
+                  <wp:docPr descr="" title="" id="59" name="Picture"/>
                   <a:graphic>
                     <a:graphicData uri="http://schemas.openxmlformats.org/drawingml/2006/picture">
                       <pic:pic>
                         <pic:nvPicPr>
-                          <pic:cNvPr descr="bayesian-inference_files/figure-docx/unnamed-chunk-2-1.png" id="59" name="Picture"/>
+                          <pic:cNvPr descr="bayesian-inference_files/figure-docx/unnamed-chunk-2-1.png" id="60" name="Picture"/>
                           <pic:cNvPicPr>
                             <a:picLocks noChangeArrowheads="1" noChangeAspect="1"/>
                           </pic:cNvPicPr>
                         </pic:nvPicPr>
                         <pic:blipFill>
-                          <a:blip r:embed="rId57"/>
+                          <a:blip r:embed="rId58"/>
                           <a:stretch>
                             <a:fillRect/>
                           </a:stretch>
@@ -12379,7 +12992,7 @@
               <w:t xml:space="preserve">.</w:t>
             </w:r>
           </w:p>
-          <w:bookmarkEnd w:id="60"/>
+          <w:bookmarkEnd w:id="61"/>
         </w:tc>
       </w:tr>
     </w:tbl>
@@ -12635,8 +13248,8 @@
         <w:t xml:space="preserve">since both are fixed.</w:t>
       </w:r>
     </w:p>
-    <w:bookmarkEnd w:id="61"/>
-    <w:bookmarkStart w:id="66" w:name="exm-discrete-prior"/>
+    <w:bookmarkEnd w:id="62"/>
+    <w:bookmarkStart w:id="67" w:name="exm-discrete-prior"/>
     <w:p>
       <w:pPr>
         <w:pStyle w:val="BodyText"/>
@@ -15560,7 +16173,7 @@
       <w:tr>
         <w:tc>
           <w:tcPr/>
-          <w:bookmarkStart w:id="65" w:name="fig-discrete-prior"/>
+          <w:bookmarkStart w:id="66" w:name="fig-discrete-prior"/>
           <w:p>
             <w:pPr>
               <w:pStyle w:val="Compact"/>
@@ -15571,18 +16184,18 @@
                 <wp:inline>
                   <wp:extent cx="4620126" cy="3696101"/>
                   <wp:effectExtent b="0" l="0" r="0" t="0"/>
-                  <wp:docPr descr="" title="" id="63" name="Picture"/>
+                  <wp:docPr descr="" title="" id="64" name="Picture"/>
                   <a:graphic>
                     <a:graphicData uri="http://schemas.openxmlformats.org/drawingml/2006/picture">
                       <pic:pic>
                         <pic:nvPicPr>
-                          <pic:cNvPr descr="bayesian-inference_files/figure-docx/fig-discrete-prior-1.png" id="64" name="Picture"/>
+                          <pic:cNvPr descr="bayesian-inference_files/figure-docx/fig-discrete-prior-1.png" id="65" name="Picture"/>
                           <pic:cNvPicPr>
                             <a:picLocks noChangeArrowheads="1" noChangeAspect="1"/>
                           </pic:cNvPicPr>
                         </pic:nvPicPr>
                         <pic:blipFill>
-                          <a:blip r:embed="rId62"/>
+                          <a:blip r:embed="rId63"/>
                           <a:stretch>
                             <a:fillRect/>
                           </a:stretch>
@@ -15622,7 +16235,7 @@
               <w:t xml:space="preserve">Figure 3: Prior and posterior probabilities on the grid of values of the success probability, after 8 successes in 10 trials.</w:t>
             </w:r>
           </w:p>
-          <w:bookmarkEnd w:id="65"/>
+          <w:bookmarkEnd w:id="66"/>
         </w:tc>
       </w:tr>
     </w:tbl>
@@ -17091,7 +17704,7 @@
         <w:t xml:space="preserve">here its posterior probability is 0.9866, not 0.95.</w:t>
       </w:r>
     </w:p>
-    <w:bookmarkEnd w:id="66"/>
+    <w:bookmarkEnd w:id="67"/>
     <w:p>
       <w:pPr>
         <w:pStyle w:val="BodyText"/>
@@ -17106,8 +17719,8 @@
         <w:t xml:space="preserve">covers Bayesian intervals.</w:t>
       </w:r>
     </w:p>
-    <w:bookmarkEnd w:id="67"/>
-    <w:bookmarkStart w:id="72" w:name="sec-bayes-parameter-space"/>
+    <w:bookmarkEnd w:id="68"/>
+    <w:bookmarkStart w:id="73" w:name="sec-bayes-parameter-space"/>
     <w:p>
       <w:pPr>
         <w:pStyle w:val="Heading3"/>
@@ -17116,7 +17729,7 @@
         <w:t xml:space="preserve">2.4 The parameter space</w:t>
       </w:r>
     </w:p>
-    <w:bookmarkStart w:id="68" w:name="def-parameter-space"/>
+    <w:bookmarkStart w:id="69" w:name="def-parameter-space"/>
     <w:p>
       <w:pPr>
         <w:pStyle w:val="FirstParagraph"/>
@@ -17182,7 +17795,7 @@
         <w:t xml:space="preserve">can take.</w:t>
       </w:r>
     </w:p>
-    <w:bookmarkEnd w:id="68"/>
+    <w:bookmarkEnd w:id="69"/>
     <w:p>
       <w:pPr>
         <w:pStyle w:val="BodyText"/>
@@ -17226,7 +17839,7 @@
         <w:t xml:space="preserve">and the prior has to respect it.</w:t>
       </w:r>
     </w:p>
-    <w:bookmarkStart w:id="69" w:name="exm-parameter-space"/>
+    <w:bookmarkStart w:id="70" w:name="exm-parameter-space"/>
     <w:p>
       <w:pPr>
         <w:pStyle w:val="BodyText"/>
@@ -17485,8 +18098,8 @@
         <w:t xml:space="preserve">.</w:t>
       </w:r>
     </w:p>
-    <w:bookmarkEnd w:id="69"/>
-    <w:bookmarkStart w:id="70" w:name="cor-prior-support"/>
+    <w:bookmarkEnd w:id="70"/>
+    <w:bookmarkStart w:id="71" w:name="cor-prior-support"/>
     <w:p>
       <w:pPr>
         <w:pStyle w:val="FirstParagraph"/>
@@ -17636,7 +18249,7 @@
         <w:t xml:space="preserve">.</w:t>
       </w:r>
     </w:p>
-    <w:bookmarkEnd w:id="70"/>
+    <w:bookmarkEnd w:id="71"/>
     <w:p>
       <w:pPr>
         <w:pStyle w:val="BodyText"/>
@@ -17707,7 +18320,7 @@
         <w:t xml:space="preserve">.</w:t>
       </w:r>
     </w:p>
-    <w:bookmarkStart w:id="71" w:name="exm-prior-support"/>
+    <w:bookmarkStart w:id="72" w:name="exm-prior-support"/>
     <w:p>
       <w:pPr>
         <w:pStyle w:val="BodyText"/>
@@ -17842,7 +18455,7 @@
         <w:t xml:space="preserve">and one that no amount of data can correct.</w:t>
       </w:r>
     </w:p>
-    <w:bookmarkEnd w:id="71"/>
+    <w:bookmarkEnd w:id="72"/>
     <w:p>
       <w:pPr>
         <w:pStyle w:val="Compact"/>
@@ -17897,9 +18510,9 @@
         <w:t xml:space="preserve">covers the Bayesian approach to parameter estimation.</w:t>
       </w:r>
     </w:p>
-    <w:bookmarkEnd w:id="72"/>
     <w:bookmarkEnd w:id="73"/>
-    <w:bookmarkStart w:id="104" w:name="sec-bayes-priors"/>
+    <w:bookmarkEnd w:id="74"/>
+    <w:bookmarkStart w:id="105" w:name="sec-bayes-priors"/>
     <w:p>
       <w:pPr>
         <w:pStyle w:val="Heading2"/>
@@ -17974,7 +18587,7 @@
         <w:t xml:space="preserve">.</w:t>
       </w:r>
     </w:p>
-    <w:bookmarkStart w:id="87" w:name="sec-bayes-conjugate"/>
+    <w:bookmarkStart w:id="88" w:name="sec-bayes-conjugate"/>
     <w:p>
       <w:pPr>
         <w:pStyle w:val="Heading3"/>
@@ -17983,78 +18596,207 @@
         <w:t xml:space="preserve">3.1 Conjugate priors</w:t>
       </w:r>
     </w:p>
-    <w:bookmarkStart w:id="74" w:name="def-conjugate-prior"/>
+    <w:bookmarkStart w:id="75" w:name="def-conjugate-prior"/>
     <w:p>
       <w:pPr>
         <w:pStyle w:val="FirstParagraph"/>
       </w:pPr>
-      <w:r>
-        <w:rPr>
-          <w:b/>
-          <w:bCs/>
-        </w:rPr>
-        <w:t xml:space="preserve">Definition 10 (Conjugate prior)</w:t>
-      </w:r>
-      <w:r>
-        <w:t xml:space="preserve"> </w:t>
-      </w:r>
-      <w:r>
-        <w:t xml:space="preserve">A family of prior distributions is</w:t>
-      </w:r>
-      <w:r>
-        <w:t xml:space="preserve"> </w:t>
-      </w:r>
-      <w:r>
-        <w:rPr>
-          <w:b/>
-          <w:bCs/>
-        </w:rPr>
-        <w:t xml:space="preserve">conjugate</w:t>
-      </w:r>
-      <w:r>
-        <w:t xml:space="preserve"> </w:t>
-      </w:r>
-      <w:r>
-        <w:t xml:space="preserve">to a likelihood</w:t>
-      </w:r>
-      <w:r>
-        <w:t xml:space="preserve"> </w:t>
-      </w:r>
-      <w:r>
-        <w:t xml:space="preserve">if, for every prior in the family and every possible data set,</w:t>
-      </w:r>
-      <w:r>
-        <w:t xml:space="preserve"> </w:t>
-      </w:r>
-      <w:r>
-        <w:t xml:space="preserve">the</w:t>
-      </w:r>
-      <w:r>
-        <w:t xml:space="preserve"> </w:t>
-      </w:r>
-      <w:hyperlink w:anchor="def-posterior">
+      <w:del w:id="140" w:author="PR Preview" w:date="2026-01-01T00:00:00Z">
         <w:r>
           <w:rPr>
-            <w:rStyle w:val="Hyperlink"/>
+            <w:b/>
+            <w:bCs/>
           </w:rPr>
-          <w:t xml:space="preserve">posterior</w:t>
+          <w:delText xml:space="preserve">Definition 10 (Conjugate prior)</w:delText>
         </w:r>
+      </w:del>
+      <w:del w:id="141" w:author="PR Preview" w:date="2026-01-01T00:00:00Z">
+        <w:r>
+          <w:delText xml:space="preserve"> </w:delText>
+        </w:r>
+      </w:del>
+      <w:del w:id="142" w:author="PR Preview" w:date="2026-01-01T00:00:00Z">
+        <w:r>
+          <w:delText xml:space="preserve">A family of prior distributions is</w:delText>
+        </w:r>
+      </w:del>
+      <w:del w:id="143" w:author="PR Preview" w:date="2026-01-01T00:00:00Z">
+        <w:r>
+          <w:delText xml:space="preserve"> </w:delText>
+        </w:r>
+      </w:del>
+      <w:del w:id="144" w:author="PR Preview" w:date="2026-01-01T00:00:00Z">
+        <w:r>
+          <w:rPr>
+            <w:b/>
+            <w:bCs/>
+          </w:rPr>
+          <w:delText xml:space="preserve">conjugate</w:delText>
+        </w:r>
+      </w:del>
+      <w:del w:id="145" w:author="PR Preview" w:date="2026-01-01T00:00:00Z">
+        <w:r>
+          <w:delText xml:space="preserve"> </w:delText>
+        </w:r>
+      </w:del>
+      <w:del w:id="146" w:author="PR Preview" w:date="2026-01-01T00:00:00Z">
+        <w:r>
+          <w:delText xml:space="preserve">to a likelihood</w:delText>
+        </w:r>
+      </w:del>
+      <w:del w:id="147" w:author="PR Preview" w:date="2026-01-01T00:00:00Z">
+        <w:r>
+          <w:delText xml:space="preserve"> </w:delText>
+        </w:r>
+      </w:del>
+      <w:del w:id="148" w:author="PR Preview" w:date="2026-01-01T00:00:00Z">
+        <w:r>
+          <w:delText xml:space="preserve">if, for every prior in the family and every possible data set,</w:delText>
+        </w:r>
+      </w:del>
+      <w:del w:id="149" w:author="PR Preview" w:date="2026-01-01T00:00:00Z">
+        <w:r>
+          <w:delText xml:space="preserve"> </w:delText>
+        </w:r>
+      </w:del>
+      <w:del w:id="150" w:author="PR Preview" w:date="2026-01-01T00:00:00Z">
+        <w:r>
+          <w:delText xml:space="preserve">the</w:delText>
+        </w:r>
+      </w:del>
+      <w:del w:id="151" w:author="PR Preview" w:date="2026-01-01T00:00:00Z">
+        <w:r>
+          <w:delText xml:space="preserve"> </w:delText>
+        </w:r>
+      </w:del>
+      <w:hyperlink w:anchor="def-posterior">
+        <w:del w:id="152" w:author="PR Preview" w:date="2026-01-01T00:00:00Z">
+          <w:r>
+            <w:rPr>
+              <w:rStyle w:val="Hyperlink"/>
+            </w:rPr>
+            <w:delText xml:space="preserve">posterior</w:delText>
+          </w:r>
+        </w:del>
       </w:hyperlink>
-      <w:r>
-        <w:t xml:space="preserve"> </w:t>
-      </w:r>
-      <w:r>
-        <w:t xml:space="preserve">is also in the family</w:t>
-      </w:r>
-      <w:r>
-        <w:t xml:space="preserve"> </w:t>
-      </w:r>
-      <w:r>
-        <w:t xml:space="preserve">[13]</w:t>
-      </w:r>
-      <w:r>
-        <w:t xml:space="preserve">.</w:t>
-      </w:r>
+      <w:del w:id="153" w:author="PR Preview" w:date="2026-01-01T00:00:00Z">
+        <w:r>
+          <w:delText xml:space="preserve"> </w:delText>
+        </w:r>
+      </w:del>
+      <w:del w:id="154" w:author="PR Preview" w:date="2026-01-01T00:00:00Z">
+        <w:r>
+          <w:delText xml:space="preserve">is also in the family</w:delText>
+        </w:r>
+      </w:del>
+      <w:del w:id="155" w:author="PR Preview" w:date="2026-01-01T00:00:00Z">
+        <w:r>
+          <w:delText xml:space="preserve"> </w:delText>
+        </w:r>
+      </w:del>
+      <w:del w:id="156" w:author="PR Preview" w:date="2026-01-01T00:00:00Z">
+        <w:r>
+          <w:delText xml:space="preserve">[13]</w:delText>
+        </w:r>
+      </w:del>
+      <w:del w:id="157" w:author="PR Preview" w:date="2026-01-01T00:00:00Z">
+        <w:r>
+          <w:delText xml:space="preserve">.</w:delText>
+        </w:r>
+      </w:del>
+    </w:p>
+    <w:p>
+      <w:pPr>
+        <w:pStyle w:val="FirstParagraph"/>
+      </w:pPr>
+      <w:ins w:id="158" w:author="PR Preview" w:date="2026-01-01T00:00:00Z">
+        <w:r>
+          <w:rPr>
+            <w:b/>
+            <w:bCs/>
+          </w:rPr>
+          <w:t xml:space="preserve">Definition 10 (Conjugate prior)</w:t>
+        </w:r>
+      </w:ins>
+      <w:ins w:id="159" w:author="PR Preview" w:date="2026-01-01T00:00:00Z">
+        <w:r>
+          <w:t xml:space="preserve"> </w:t>
+        </w:r>
+      </w:ins>
+      <w:ins w:id="160" w:author="PR Preview" w:date="2026-01-01T00:00:00Z">
+        <w:r>
+          <w:t xml:space="preserve">A family of prior distributions is</w:t>
+        </w:r>
+      </w:ins>
+      <w:ins w:id="161" w:author="PR Preview" w:date="2026-01-01T00:00:00Z">
+        <w:r>
+          <w:t xml:space="preserve"> </w:t>
+        </w:r>
+      </w:ins>
+      <w:ins w:id="162" w:author="PR Preview" w:date="2026-01-01T00:00:00Z">
+        <w:r>
+          <w:rPr>
+            <w:b/>
+            <w:bCs/>
+          </w:rPr>
+          <w:t xml:space="preserve">conjugate</w:t>
+        </w:r>
+      </w:ins>
+      <w:ins w:id="163" w:author="PR Preview" w:date="2026-01-01T00:00:00Z">
+        <w:r>
+          <w:t xml:space="preserve"> </w:t>
+        </w:r>
+      </w:ins>
+      <w:ins w:id="164" w:author="PR Preview" w:date="2026-01-01T00:00:00Z">
+        <w:r>
+          <w:t xml:space="preserve">to a likelihood</w:t>
+        </w:r>
+      </w:ins>
+      <w:ins w:id="165" w:author="PR Preview" w:date="2026-01-01T00:00:00Z">
+        <w:r>
+          <w:t xml:space="preserve"> </w:t>
+        </w:r>
+      </w:ins>
+      <w:ins w:id="166" w:author="PR Preview" w:date="2026-01-01T00:00:00Z">
+        <w:r>
+          <w:t xml:space="preserve">if, for every prior in the family and every possible data set,</w:t>
+        </w:r>
+      </w:ins>
+      <w:ins w:id="167" w:author="PR Preview" w:date="2026-01-01T00:00:00Z">
+        <w:r>
+          <w:t xml:space="preserve"> </w:t>
+        </w:r>
+      </w:ins>
+      <w:ins w:id="168" w:author="PR Preview" w:date="2026-01-01T00:00:00Z">
+        <w:r>
+          <w:t xml:space="preserve">the</w:t>
+        </w:r>
+      </w:ins>
+      <w:ins w:id="169" w:author="PR Preview" w:date="2026-01-01T00:00:00Z">
+        <w:r>
+          <w:t xml:space="preserve"> </w:t>
+        </w:r>
+      </w:ins>
+      <w:hyperlink w:anchor="def-posterior">
+        <w:ins w:id="170" w:author="PR Preview" w:date="2026-01-01T00:00:00Z">
+          <w:r>
+            <w:rPr>
+              <w:rStyle w:val="Hyperlink"/>
+            </w:rPr>
+            <w:t xml:space="preserve">posterior</w:t>
+          </w:r>
+        </w:ins>
+      </w:hyperlink>
+      <w:ins w:id="171" w:author="PR Preview" w:date="2026-01-01T00:00:00Z">
+        <w:r>
+          <w:t xml:space="preserve"> </w:t>
+        </w:r>
+      </w:ins>
+      <w:ins w:id="172" w:author="PR Preview" w:date="2026-01-01T00:00:00Z">
+        <w:r>
+          <w:t xml:space="preserve">is also in the family.</w:t>
+        </w:r>
+      </w:ins>
     </w:p>
     <w:p>
       <w:pPr>
@@ -18073,7 +18815,7 @@
         <w:t xml:space="preserve">.</w:t>
       </w:r>
     </w:p>
-    <w:bookmarkEnd w:id="74"/>
+    <w:bookmarkEnd w:id="75"/>
     <w:p>
       <w:pPr>
         <w:pStyle w:val="BodyText"/>
@@ -18122,7 +18864,7 @@
       <w:r>
         <w:t xml:space="preserve"> </w:t>
       </w:r>
-      <w:hyperlink r:id="rId75">
+      <w:hyperlink r:id="rId76">
         <w:r>
           <w:rPr>
             <w:rStyle w:val="Hyperlink"/>
@@ -18139,7 +18881,7 @@
         <w:t xml:space="preserve">(Statistical Rethinking 2026, Lecture A02).</w:t>
       </w:r>
     </w:p>
-    <w:bookmarkStart w:id="76" w:name="exm-beta-bernoulli"/>
+    <w:bookmarkStart w:id="77" w:name="exm-beta-bernoulli"/>
     <w:p>
       <w:pPr>
         <w:pStyle w:val="BodyText"/>
@@ -19544,8 +20286,8 @@
         <w:t xml:space="preserve">or does not.</w:t>
       </w:r>
     </w:p>
-    <w:bookmarkEnd w:id="76"/>
-    <w:bookmarkStart w:id="86" w:name="exm-prior-posterior-figure"/>
+    <w:bookmarkEnd w:id="77"/>
+    <w:bookmarkStart w:id="87" w:name="exm-prior-posterior-figure"/>
     <w:p>
       <w:pPr>
         <w:pStyle w:val="BodyText"/>
@@ -19822,7 +20564,7 @@
       <w:r>
         <w:t xml:space="preserve"> </w:t>
       </w:r>
-      <w:hyperlink r:id="rId77">
+      <w:hyperlink r:id="rId78">
         <w:r>
           <w:rPr>
             <w:rStyle w:val="VerbatimChar"/>
@@ -19842,7 +20584,7 @@
       <w:r>
         <w:t xml:space="preserve"> </w:t>
       </w:r>
-      <w:hyperlink r:id="rId78">
+      <w:hyperlink r:id="rId79">
         <w:r>
           <w:rPr>
             <w:rStyle w:val="Hyperlink"/>
@@ -21807,7 +22549,7 @@
       <w:tr>
         <w:tc>
           <w:tcPr/>
-          <w:bookmarkStart w:id="85" w:name="fig-prior-posterior"/>
+          <w:bookmarkStart w:id="86" w:name="fig-prior-posterior"/>
           <w:p>
             <w:pPr>
               <w:pStyle w:val="Heading4"/>
@@ -23251,18 +23993,18 @@
                 <wp:inline>
                   <wp:extent cx="4620126" cy="3696101"/>
                   <wp:effectExtent b="0" l="0" r="0" t="0"/>
-                  <wp:docPr descr="" title="" id="80" name="Picture"/>
+                  <wp:docPr descr="" title="" id="81" name="Picture"/>
                   <a:graphic>
                     <a:graphicData uri="http://schemas.openxmlformats.org/drawingml/2006/picture">
                       <pic:pic>
                         <pic:nvPicPr>
-                          <pic:cNvPr descr="bayesian-inference_files/figure-docx/prior-posterior-plot-1.png" id="81" name="Picture"/>
+                          <pic:cNvPr descr="bayesian-inference_files/figure-docx/prior-posterior-plot-1.png" id="82" name="Picture"/>
                           <pic:cNvPicPr>
                             <a:picLocks noChangeArrowheads="1" noChangeAspect="1"/>
                           </pic:cNvPicPr>
                         </pic:nvPicPr>
                         <pic:blipFill>
-                          <a:blip r:embed="rId79"/>
+                          <a:blip r:embed="rId80"/>
                           <a:stretch>
                             <a:fillRect/>
                           </a:stretch>
@@ -23955,18 +24697,18 @@
                 <wp:inline>
                   <wp:extent cx="5334000" cy="2333625"/>
                   <wp:effectExtent b="0" l="0" r="0" t="0"/>
-                  <wp:docPr descr="" title="" id="83" name="Picture"/>
+                  <wp:docPr descr="" title="" id="84" name="Picture"/>
                   <a:graphic>
                     <a:graphicData uri="http://schemas.openxmlformats.org/drawingml/2006/picture">
                       <pic:pic>
                         <pic:nvPicPr>
-                          <pic:cNvPr descr="bayesian-inference_files/figure-docx/prior-posterior-plot-py-1.png" id="84" name="Picture"/>
+                          <pic:cNvPr descr="bayesian-inference_files/figure-docx/prior-posterior-plot-py-1.png" id="85" name="Picture"/>
                           <pic:cNvPicPr>
                             <a:picLocks noChangeArrowheads="1" noChangeAspect="1"/>
                           </pic:cNvPicPr>
                         </pic:nvPicPr>
                         <pic:blipFill>
-                          <a:blip r:embed="rId82"/>
+                          <a:blip r:embed="rId83"/>
                           <a:stretch>
                             <a:fillRect/>
                           </a:stretch>
@@ -24147,7 +24889,7 @@
               <w:t xml:space="preserve">is unknown.</w:t>
             </w:r>
           </w:p>
-          <w:bookmarkEnd w:id="85"/>
+          <w:bookmarkEnd w:id="86"/>
         </w:tc>
       </w:tr>
     </w:tbl>
@@ -24425,9 +25167,9 @@
         <w:t xml:space="preserve">is the narrower of the two.</w:t>
       </w:r>
     </w:p>
-    <w:bookmarkEnd w:id="86"/>
     <w:bookmarkEnd w:id="87"/>
-    <w:bookmarkStart w:id="99" w:name="sec-bayes-informativeness"/>
+    <w:bookmarkEnd w:id="88"/>
+    <w:bookmarkStart w:id="100" w:name="sec-bayes-informativeness"/>
     <w:p>
       <w:pPr>
         <w:pStyle w:val="Heading3"/>
@@ -24461,7 +25203,7 @@
         <w:t xml:space="preserve">.</w:t>
       </w:r>
     </w:p>
-    <w:bookmarkStart w:id="88" w:name="def-informative-prior"/>
+    <w:bookmarkStart w:id="89" w:name="def-informative-prior"/>
     <w:p>
       <w:pPr>
         <w:pStyle w:val="BodyText"/>
@@ -24525,8 +25267,8 @@
         <w:t xml:space="preserve">such as previous studies, biological limits, or expert judgment.</w:t>
       </w:r>
     </w:p>
-    <w:bookmarkEnd w:id="88"/>
-    <w:bookmarkStart w:id="89" w:name="rem-informative-prior-pull"/>
+    <w:bookmarkEnd w:id="89"/>
+    <w:bookmarkStart w:id="90" w:name="rem-informative-prior-pull"/>
     <w:p>
       <w:pPr>
         <w:pStyle w:val="BodyText"/>
@@ -24551,8 +25293,8 @@
         <w:t xml:space="preserve">most strongly when the data are sparse.</w:t>
       </w:r>
     </w:p>
-    <w:bookmarkEnd w:id="89"/>
-    <w:bookmarkStart w:id="90" w:name="def-weakly-informative-prior"/>
+    <w:bookmarkEnd w:id="90"/>
+    <w:bookmarkStart w:id="91" w:name="def-weakly-informative-prior"/>
     <w:p>
       <w:pPr>
         <w:pStyle w:val="BodyText"/>
@@ -24627,8 +25369,8 @@
         <w:t xml:space="preserve">across the range of scientifically plausible values.</w:t>
       </w:r>
     </w:p>
-    <w:bookmarkEnd w:id="90"/>
-    <w:bookmarkStart w:id="91" w:name="def-flat-prior"/>
+    <w:bookmarkEnd w:id="91"/>
+    <w:bookmarkStart w:id="92" w:name="def-flat-prior"/>
     <w:p>
       <w:pPr>
         <w:pStyle w:val="BodyText"/>
@@ -24766,7 +25508,7 @@
         <w:t xml:space="preserve">.</w:t>
       </w:r>
     </w:p>
-    <w:bookmarkEnd w:id="91"/>
+    <w:bookmarkEnd w:id="92"/>
     <w:p>
       <w:pPr>
         <w:pStyle w:val="BodyText"/>
@@ -24799,7 +25541,7 @@
         <w:t xml:space="preserve">other noninformative priors, such as Jeffreys priors, are not flat.</w:t>
       </w:r>
     </w:p>
-    <w:bookmarkStart w:id="92" w:name="def-improper-prior"/>
+    <w:bookmarkStart w:id="93" w:name="def-improper-prior"/>
     <w:p>
       <w:pPr>
         <w:pStyle w:val="BodyText"/>
@@ -24881,8 +25623,8 @@
         <w:t xml:space="preserve">so that it is not a probability density.</w:t>
       </w:r>
     </w:p>
-    <w:bookmarkEnd w:id="92"/>
-    <w:bookmarkStart w:id="93" w:name="exm-prior-spectrum"/>
+    <w:bookmarkEnd w:id="93"/>
+    <w:bookmarkStart w:id="94" w:name="exm-prior-spectrum"/>
     <w:p>
       <w:pPr>
         <w:pStyle w:val="BodyText"/>
@@ -25878,8 +26620,8 @@
         <w:t xml:space="preserve">.</w:t>
       </w:r>
     </w:p>
-    <w:bookmarkEnd w:id="93"/>
-    <w:bookmarkStart w:id="94" w:name="exm-flat-prior-reparam"/>
+    <w:bookmarkEnd w:id="94"/>
+    <w:bookmarkStart w:id="95" w:name="exm-flat-prior-reparam"/>
     <w:p>
       <w:pPr>
         <w:pStyle w:val="BodyText"/>
@@ -27301,8 +28043,8 @@
         <w:t xml:space="preserve">therefore depends on the parameterization.</w:t>
       </w:r>
     </w:p>
-    <w:bookmarkEnd w:id="94"/>
-    <w:bookmarkStart w:id="96" w:name="cor-flat-prior-posterior"/>
+    <w:bookmarkEnd w:id="95"/>
+    <w:bookmarkStart w:id="97" w:name="cor-flat-prior-posterior"/>
     <w:p>
       <w:pPr>
         <w:pStyle w:val="BodyText"/>
@@ -27462,7 +28204,7 @@
       <w:r>
         <w:t xml:space="preserve"> </w:t>
       </w:r>
-      <w:hyperlink r:id="rId95">
+      <w:hyperlink r:id="rId96">
         <w:r>
           <w:rPr>
             <w:rStyle w:val="Hyperlink"/>
@@ -27474,7 +28216,7 @@
         <w:t xml:space="preserve">.</w:t>
       </w:r>
     </w:p>
-    <w:bookmarkEnd w:id="96"/>
+    <w:bookmarkEnd w:id="97"/>
     <w:p>
       <w:pPr>
         <w:pStyle w:val="BodyText"/>
@@ -27583,7 +28325,7 @@
         <w:t xml:space="preserve">Multiplying a function by a positive constant does not change where it is maximized.</w:t>
       </w:r>
     </w:p>
-    <w:bookmarkStart w:id="97" w:name="rem-flat-prior-improper"/>
+    <w:bookmarkStart w:id="98" w:name="rem-flat-prior-improper"/>
     <w:p>
       <w:pPr>
         <w:pStyle w:val="BodyText"/>
@@ -27723,8 +28465,8 @@
         <w:t xml:space="preserve">the posterior is again proportional to the likelihood.</w:t>
       </w:r>
     </w:p>
-    <w:bookmarkEnd w:id="97"/>
-    <w:bookmarkStart w:id="98" w:name="exm-flat-prior-posterior"/>
+    <w:bookmarkEnd w:id="98"/>
+    <w:bookmarkStart w:id="99" w:name="exm-flat-prior-posterior"/>
     <w:p>
       <w:pPr>
         <w:pStyle w:val="BodyText"/>
@@ -28227,9 +28969,9 @@
         <w:t xml:space="preserve">and so its mode, but a mean depends on the whole distribution.</w:t>
       </w:r>
     </w:p>
-    <w:bookmarkEnd w:id="98"/>
     <w:bookmarkEnd w:id="99"/>
-    <w:bookmarkStart w:id="103" w:name="sec-bayes-skeptical"/>
+    <w:bookmarkEnd w:id="100"/>
+    <w:bookmarkStart w:id="104" w:name="sec-bayes-skeptical"/>
     <w:p>
       <w:pPr>
         <w:pStyle w:val="Heading3"/>
@@ -28238,7 +28980,7 @@
         <w:t xml:space="preserve">3.3 A skeptical prior</w:t>
       </w:r>
     </w:p>
-    <w:bookmarkStart w:id="100" w:name="def-skeptical-prior"/>
+    <w:bookmarkStart w:id="101" w:name="def-skeptical-prior"/>
     <w:p>
       <w:pPr>
         <w:pStyle w:val="FirstParagraph"/>
@@ -28305,8 +29047,8 @@
         <w:t xml:space="preserve">.</w:t>
       </w:r>
     </w:p>
-    <w:bookmarkEnd w:id="100"/>
-    <w:bookmarkStart w:id="101" w:name="rem-skeptical-prior-meaning"/>
+    <w:bookmarkEnd w:id="101"/>
+    <w:bookmarkStart w:id="102" w:name="rem-skeptical-prior-meaning"/>
     <w:p>
       <w:pPr>
         <w:pStyle w:val="BodyText"/>
@@ -28331,8 +29073,8 @@
         <w:t xml:space="preserve">to overturn a default of no effect.</w:t>
       </w:r>
     </w:p>
-    <w:bookmarkEnd w:id="101"/>
-    <w:bookmarkStart w:id="102" w:name="exm-skeptical-prior"/>
+    <w:bookmarkEnd w:id="102"/>
+    <w:bookmarkStart w:id="103" w:name="exm-skeptical-prior"/>
     <w:p>
       <w:pPr>
         <w:pStyle w:val="BodyText"/>
@@ -29570,10 +30312,10 @@
         <w:t xml:space="preserve">.</w:t>
       </w:r>
     </w:p>
-    <w:bookmarkEnd w:id="102"/>
     <w:bookmarkEnd w:id="103"/>
     <w:bookmarkEnd w:id="104"/>
-    <w:bookmarkStart w:id="135" w:name="sec-bayes-predictive-checks"/>
+    <w:bookmarkEnd w:id="105"/>
+    <w:bookmarkStart w:id="136" w:name="sec-bayes-predictive-checks"/>
     <w:p>
       <w:pPr>
         <w:pStyle w:val="Heading2"/>
@@ -29637,7 +30379,7 @@
       <w:r>
         <w:t xml:space="preserve"> </w:t>
       </w:r>
-      <w:hyperlink r:id="rId105">
+      <w:hyperlink r:id="rId106">
         <w:r>
           <w:rPr>
             <w:rStyle w:val="Hyperlink"/>
@@ -29654,7 +30396,7 @@
         <w:t xml:space="preserve">(Statistical Rethinking 2026, Lecture A03).</w:t>
       </w:r>
     </w:p>
-    <w:bookmarkStart w:id="106" w:name="def-prior-predictive"/>
+    <w:bookmarkStart w:id="107" w:name="def-prior-predictive"/>
     <w:p>
       <w:pPr>
         <w:pStyle w:val="BodyText"/>
@@ -29790,8 +30532,8 @@
     $$</w:t>
       </w:r>
     </w:p>
-    <w:bookmarkEnd w:id="106"/>
-    <w:bookmarkStart w:id="107" w:name="exm-prior-predictive"/>
+    <w:bookmarkEnd w:id="107"/>
+    <w:bookmarkStart w:id="108" w:name="exm-prior-predictive"/>
     <w:p>
       <w:pPr>
         <w:pStyle w:val="FirstParagraph"/>
@@ -31689,8 +32431,8 @@
         <w:t xml:space="preserve">#&gt; {'smallest': np.float64(0.005263157894736842), 'largest': np.float64(0.005263157894736846), 'one_over_n_plus_1': 0.005263157894736842}</w:t>
       </w:r>
     </w:p>
-    <w:bookmarkEnd w:id="107"/>
-    <w:bookmarkStart w:id="108" w:name="rem-prior-predictive-marginal-likelihood"/>
+    <w:bookmarkEnd w:id="108"/>
+    <w:bookmarkStart w:id="109" w:name="rem-prior-predictive-marginal-likelihood"/>
     <w:p>
       <w:pPr>
         <w:pStyle w:val="FirstParagraph"/>
@@ -31749,8 +32491,8 @@
         <w:t xml:space="preserve">.</w:t>
       </w:r>
     </w:p>
-    <w:bookmarkEnd w:id="108"/>
-    <w:bookmarkStart w:id="109" w:name="def-posterior-predictive"/>
+    <w:bookmarkEnd w:id="109"/>
+    <w:bookmarkStart w:id="110" w:name="def-posterior-predictive"/>
     <w:p>
       <w:pPr>
         <w:pStyle w:val="BodyText"/>
@@ -32137,8 +32879,8 @@
         <w:t xml:space="preserve">.</w:t>
       </w:r>
     </w:p>
-    <w:bookmarkEnd w:id="109"/>
-    <w:bookmarkStart w:id="110" w:name="exm-posterior-predictive"/>
+    <w:bookmarkEnd w:id="110"/>
+    <w:bookmarkStart w:id="111" w:name="exm-posterior-predictive"/>
     <w:p>
       <w:pPr>
         <w:pStyle w:val="BodyText"/>
@@ -33350,8 +34092,8 @@
         <w:t xml:space="preserve">#&gt; {'simulated': np.float64(0.3929), 'exact': np.float64(0.39267015706806285)}</w:t>
       </w:r>
     </w:p>
-    <w:bookmarkEnd w:id="110"/>
-    <w:bookmarkStart w:id="111" w:name="def-test-quantity"/>
+    <w:bookmarkEnd w:id="111"/>
+    <w:bookmarkStart w:id="112" w:name="def-test-quantity"/>
     <w:p>
       <w:pPr>
         <w:pStyle w:val="FirstParagraph"/>
@@ -33407,8 +34149,8 @@
         <w:t xml:space="preserve">.</w:t>
       </w:r>
     </w:p>
-    <w:bookmarkEnd w:id="111"/>
-    <w:bookmarkStart w:id="112" w:name="exm-test-quantity"/>
+    <w:bookmarkEnd w:id="112"/>
+    <w:bookmarkStart w:id="113" w:name="exm-test-quantity"/>
     <w:p>
       <w:pPr>
         <w:pStyle w:val="BodyText"/>
@@ -34571,8 +35313,8 @@
         <w:t xml:space="preserve">#&gt; {'T1': np.int64(74), 'T2': np.float64(0.36256218905472637)}</w:t>
       </w:r>
     </w:p>
-    <w:bookmarkEnd w:id="112"/>
-    <w:bookmarkStart w:id="113" w:name="def-prior-predictive-check"/>
+    <w:bookmarkEnd w:id="113"/>
+    <w:bookmarkStart w:id="114" w:name="def-prior-predictive-check"/>
     <w:p>
       <w:pPr>
         <w:pStyle w:val="FirstParagraph"/>
@@ -34683,8 +35425,8 @@
         <w:t xml:space="preserve">.</w:t>
       </w:r>
     </w:p>
-    <w:bookmarkEnd w:id="113"/>
-    <w:bookmarkStart w:id="121" w:name="exm-prior-predictive-check"/>
+    <w:bookmarkEnd w:id="114"/>
+    <w:bookmarkStart w:id="122" w:name="exm-prior-predictive-check"/>
     <w:p>
       <w:pPr>
         <w:pStyle w:val="BodyText"/>
@@ -36344,7 +37086,7 @@
       <w:tr>
         <w:tc>
           <w:tcPr/>
-          <w:bookmarkStart w:id="120" w:name="fig-prior-predictive-check"/>
+          <w:bookmarkStart w:id="121" w:name="fig-prior-predictive-check"/>
           <w:p>
             <w:pPr>
               <w:pStyle w:val="Heading4"/>
@@ -36699,18 +37441,18 @@
                 <wp:inline>
                   <wp:extent cx="4620126" cy="3696101"/>
                   <wp:effectExtent b="0" l="0" r="0" t="0"/>
-                  <wp:docPr descr="" title="" id="115" name="Picture"/>
+                  <wp:docPr descr="" title="" id="116" name="Picture"/>
                   <a:graphic>
                     <a:graphicData uri="http://schemas.openxmlformats.org/drawingml/2006/picture">
                       <pic:pic>
                         <pic:nvPicPr>
-                          <pic:cNvPr descr="bayesian-inference_files/figure-docx/prior-predictive-check-plot-1.png" id="116" name="Picture"/>
+                          <pic:cNvPr descr="bayesian-inference_files/figure-docx/prior-predictive-check-plot-1.png" id="117" name="Picture"/>
                           <pic:cNvPicPr>
                             <a:picLocks noChangeArrowheads="1" noChangeAspect="1"/>
                           </pic:cNvPicPr>
                         </pic:nvPicPr>
                         <pic:blipFill>
-                          <a:blip r:embed="rId114"/>
+                          <a:blip r:embed="rId115"/>
                           <a:stretch>
                             <a:fillRect/>
                           </a:stretch>
@@ -37178,18 +37920,18 @@
                 <wp:inline>
                   <wp:extent cx="5334000" cy="2333625"/>
                   <wp:effectExtent b="0" l="0" r="0" t="0"/>
-                  <wp:docPr descr="" title="" id="118" name="Picture"/>
+                  <wp:docPr descr="" title="" id="119" name="Picture"/>
                   <a:graphic>
                     <a:graphicData uri="http://schemas.openxmlformats.org/drawingml/2006/picture">
                       <pic:pic>
                         <pic:nvPicPr>
-                          <pic:cNvPr descr="bayesian-inference_files/figure-docx/prior-predictive-check-plot-py-1.png" id="119" name="Picture"/>
+                          <pic:cNvPr descr="bayesian-inference_files/figure-docx/prior-predictive-check-plot-py-1.png" id="120" name="Picture"/>
                           <pic:cNvPicPr>
                             <a:picLocks noChangeArrowheads="1" noChangeAspect="1"/>
                           </pic:cNvPicPr>
                         </pic:nvPicPr>
                         <pic:blipFill>
-                          <a:blip r:embed="rId117"/>
+                          <a:blip r:embed="rId118"/>
                           <a:stretch>
                             <a:fillRect/>
                           </a:stretch>
@@ -37262,7 +38004,7 @@
               <w:t xml:space="preserve">The dashed line is the observed count, 74.</w:t>
             </w:r>
           </w:p>
-          <w:bookmarkEnd w:id="120"/>
+          <w:bookmarkEnd w:id="121"/>
         </w:tc>
       </w:tr>
     </w:tbl>
@@ -37373,8 +38115,8 @@
         <w:t xml:space="preserve">before trusting a posterior built on it.</w:t>
       </w:r>
     </w:p>
-    <w:bookmarkEnd w:id="121"/>
-    <w:bookmarkStart w:id="122" w:name="def-posterior-predictive-check"/>
+    <w:bookmarkEnd w:id="122"/>
+    <w:bookmarkStart w:id="123" w:name="def-posterior-predictive-check"/>
     <w:p>
       <w:pPr>
         <w:pStyle w:val="BodyText"/>
@@ -37512,8 +38254,8 @@
         <w:t xml:space="preserve">.</w:t>
       </w:r>
     </w:p>
-    <w:bookmarkEnd w:id="122"/>
-    <w:bookmarkStart w:id="130" w:name="exm-posterior-predictive-check"/>
+    <w:bookmarkEnd w:id="123"/>
+    <w:bookmarkStart w:id="131" w:name="exm-posterior-predictive-check"/>
     <w:p>
       <w:pPr>
         <w:pStyle w:val="BodyText"/>
@@ -39511,7 +40253,7 @@
       <w:tr>
         <w:tc>
           <w:tcPr/>
-          <w:bookmarkStart w:id="129" w:name="fig-posterior-predictive-check"/>
+          <w:bookmarkStart w:id="130" w:name="fig-posterior-predictive-check"/>
           <w:p>
             <w:pPr>
               <w:pStyle w:val="Heading4"/>
@@ -39911,18 +40653,18 @@
                 <wp:inline>
                   <wp:extent cx="4620126" cy="3696101"/>
                   <wp:effectExtent b="0" l="0" r="0" t="0"/>
-                  <wp:docPr descr="" title="" id="124" name="Picture"/>
+                  <wp:docPr descr="" title="" id="125" name="Picture"/>
                   <a:graphic>
                     <a:graphicData uri="http://schemas.openxmlformats.org/drawingml/2006/picture">
                       <pic:pic>
                         <pic:nvPicPr>
-                          <pic:cNvPr descr="bayesian-inference_files/figure-docx/posterior-predictive-check-plot-1.png" id="125" name="Picture"/>
+                          <pic:cNvPr descr="bayesian-inference_files/figure-docx/posterior-predictive-check-plot-1.png" id="126" name="Picture"/>
                           <pic:cNvPicPr>
                             <a:picLocks noChangeArrowheads="1" noChangeAspect="1"/>
                           </pic:cNvPicPr>
                         </pic:nvPicPr>
                         <pic:blipFill>
-                          <a:blip r:embed="rId123"/>
+                          <a:blip r:embed="rId124"/>
                           <a:stretch>
                             <a:fillRect/>
                           </a:stretch>
@@ -40309,18 +41051,18 @@
                 <wp:inline>
                   <wp:extent cx="5334000" cy="2333625"/>
                   <wp:effectExtent b="0" l="0" r="0" t="0"/>
-                  <wp:docPr descr="" title="" id="127" name="Picture"/>
+                  <wp:docPr descr="" title="" id="128" name="Picture"/>
                   <a:graphic>
                     <a:graphicData uri="http://schemas.openxmlformats.org/drawingml/2006/picture">
                       <pic:pic>
                         <pic:nvPicPr>
-                          <pic:cNvPr descr="bayesian-inference_files/figure-docx/posterior-predictive-check-plot-py-1.png" id="128" name="Picture"/>
+                          <pic:cNvPr descr="bayesian-inference_files/figure-docx/posterior-predictive-check-plot-py-1.png" id="129" name="Picture"/>
                           <pic:cNvPicPr>
                             <a:picLocks noChangeArrowheads="1" noChangeAspect="1"/>
                           </pic:cNvPicPr>
                         </pic:nvPicPr>
                         <pic:blipFill>
-                          <a:blip r:embed="rId126"/>
+                          <a:blip r:embed="rId127"/>
                           <a:stretch>
                             <a:fillRect/>
                           </a:stretch>
@@ -40448,7 +41190,7 @@
               <w:t xml:space="preserve">data.</w:t>
             </w:r>
           </w:p>
-          <w:bookmarkEnd w:id="129"/>
+          <w:bookmarkEnd w:id="130"/>
         </w:tc>
       </w:tr>
     </w:tbl>
@@ -40510,8 +41252,8 @@
         <w:t xml:space="preserve">for everyone cannot reproduce that.</w:t>
       </w:r>
     </w:p>
-    <w:bookmarkEnd w:id="130"/>
-    <w:bookmarkStart w:id="131" w:name="def-ppp-value"/>
+    <w:bookmarkEnd w:id="131"/>
+    <w:bookmarkStart w:id="132" w:name="def-ppp-value"/>
     <w:p>
       <w:pPr>
         <w:pStyle w:val="BodyText"/>
@@ -40669,8 +41411,8 @@
         <w:t xml:space="preserve">.</w:t>
       </w:r>
     </w:p>
-    <w:bookmarkEnd w:id="131"/>
-    <w:bookmarkStart w:id="133" w:name="exm-ppp-value"/>
+    <w:bookmarkEnd w:id="132"/>
+    <w:bookmarkStart w:id="134" w:name="exm-ppp-value"/>
     <w:p>
       <w:pPr>
         <w:pStyle w:val="BodyText"/>
@@ -41025,7 +41767,7 @@
       <w:r>
         <w:t xml:space="preserve"> </w:t>
       </w:r>
-      <w:hyperlink r:id="rId132">
+      <w:hyperlink r:id="rId133">
         <w:r>
           <w:rPr>
             <w:rStyle w:val="Hyperlink"/>
@@ -41040,8 +41782,8 @@
         <w:t xml:space="preserve">fitted on the companion page.</w:t>
       </w:r>
     </w:p>
-    <w:bookmarkEnd w:id="133"/>
-    <w:bookmarkStart w:id="134" w:name="rem-ppp-value-estimate"/>
+    <w:bookmarkEnd w:id="134"/>
+    <w:bookmarkStart w:id="135" w:name="rem-ppp-value-estimate"/>
     <w:p>
       <w:pPr>
         <w:pStyle w:val="BodyText"/>
@@ -41109,9 +41851,9 @@
         <w:t xml:space="preserve">A value near 0 or 1 means the observed data are unusual under the model.</w:t>
       </w:r>
     </w:p>
-    <w:bookmarkEnd w:id="134"/>
     <w:bookmarkEnd w:id="135"/>
-    <w:bookmarkStart w:id="143" w:name="sec-bayes-hierarchies"/>
+    <w:bookmarkEnd w:id="136"/>
+    <w:bookmarkStart w:id="144" w:name="sec-bayes-hierarchies"/>
     <w:p>
       <w:pPr>
         <w:pStyle w:val="Heading2"/>
@@ -41120,7 +41862,7 @@
         <w:t xml:space="preserve">5 Distributions and hierarchies</w:t>
       </w:r>
     </w:p>
-    <w:bookmarkStart w:id="136" w:name="def-hierarchical-model"/>
+    <w:bookmarkStart w:id="137" w:name="def-hierarchical-model"/>
     <w:p>
       <w:pPr>
         <w:pStyle w:val="FirstParagraph"/>
@@ -41209,8 +41951,8 @@
         <w:t xml:space="preserve">.</w:t>
       </w:r>
     </w:p>
-    <w:bookmarkEnd w:id="136"/>
-    <w:bookmarkStart w:id="137" w:name="rem-hierarchical-model-structure"/>
+    <w:bookmarkEnd w:id="137"/>
+    <w:bookmarkStart w:id="138" w:name="rem-hierarchical-model-structure"/>
     <w:p>
       <w:pPr>
         <w:pStyle w:val="BodyText"/>
@@ -41266,8 +42008,8 @@
         <w:t xml:space="preserve">).</w:t>
       </w:r>
     </w:p>
-    <w:bookmarkEnd w:id="137"/>
-    <w:bookmarkStart w:id="138" w:name="def-hyperparameter"/>
+    <w:bookmarkEnd w:id="138"/>
+    <w:bookmarkStart w:id="139" w:name="def-hyperparameter"/>
     <w:p>
       <w:pPr>
         <w:pStyle w:val="BodyText"/>
@@ -41345,8 +42087,8 @@
         <w:t xml:space="preserve">.</w:t>
       </w:r>
     </w:p>
-    <w:bookmarkEnd w:id="138"/>
-    <w:bookmarkStart w:id="139" w:name="def-hyperprior"/>
+    <w:bookmarkEnd w:id="139"/>
+    <w:bookmarkStart w:id="140" w:name="def-hyperprior"/>
     <w:p>
       <w:pPr>
         <w:pStyle w:val="BodyText"/>
@@ -41421,8 +42163,8 @@
         <w:t xml:space="preserve">.</w:t>
       </w:r>
     </w:p>
-    <w:bookmarkEnd w:id="139"/>
-    <w:bookmarkStart w:id="140" w:name="exm-two-level-normal"/>
+    <w:bookmarkEnd w:id="140"/>
+    <w:bookmarkStart w:id="141" w:name="exm-two-level-normal"/>
     <w:p>
       <w:pPr>
         <w:pStyle w:val="BodyText"/>
@@ -41926,7 +42668,7 @@
         <w:t xml:space="preserve">.</w:t>
       </w:r>
     </w:p>
-    <w:bookmarkEnd w:id="140"/>
+    <w:bookmarkEnd w:id="141"/>
     <w:p>
       <w:pPr>
         <w:pStyle w:val="BodyText"/>
@@ -42059,7 +42801,7 @@
       <w:r>
         <w:t xml:space="preserve"> </w:t>
       </w:r>
-      <w:hyperlink r:id="rId141">
+      <w:hyperlink r:id="rId142">
         <w:r>
           <w:rPr>
             <w:rStyle w:val="Hyperlink"/>
@@ -42141,7 +42883,7 @@
       <w:r>
         <w:t xml:space="preserve"> </w:t>
       </w:r>
-      <w:hyperlink r:id="rId142">
+      <w:hyperlink r:id="rId143">
         <w:r>
           <w:rPr>
             <w:rStyle w:val="Hyperlink"/>
@@ -42158,8 +42900,8 @@
         <w:t xml:space="preserve">(Statistical Rethinking 2026, Lecture B01).</w:t>
       </w:r>
     </w:p>
-    <w:bookmarkEnd w:id="143"/>
-    <w:bookmarkStart w:id="158" w:name="sec-bayes-resources"/>
+    <w:bookmarkEnd w:id="144"/>
+    <w:bookmarkStart w:id="159" w:name="sec-bayes-resources"/>
     <w:p>
       <w:pPr>
         <w:pStyle w:val="Heading2"/>
@@ -42176,39 +42918,13 @@
         <w:t xml:space="preserve">The following resources cover Bayesian inference in more depth.</w:t>
       </w:r>
     </w:p>
-    <w:bookmarkStart w:id="152" w:name="uc-davis-courses"/>
+    <w:bookmarkStart w:id="153" w:name="uc-davis-courses"/>
     <w:p>
       <w:pPr>
         <w:pStyle w:val="Heading3"/>
       </w:pPr>
       <w:r>
         <w:t xml:space="preserve">6.1 UC Davis courses</w:t>
-      </w:r>
-    </w:p>
-    <w:p>
-      <w:pPr>
-        <w:pStyle w:val="Compact"/>
-        <w:numPr>
-          <w:ilvl w:val="0"/>
-          <w:numId w:val="1008"/>
-        </w:numPr>
-      </w:pPr>
-      <w:hyperlink r:id="rId144">
-        <w:r>
-          <w:rPr>
-            <w:rStyle w:val="Hyperlink"/>
-          </w:rPr>
-          <w:t xml:space="preserve">STA 015C</w:t>
-        </w:r>
-      </w:hyperlink>
-      <w:r>
-        <w:t xml:space="preserve">:</w:t>
-      </w:r>
-      <w:r>
-        <w:t xml:space="preserve"> </w:t>
-      </w:r>
-      <w:r>
-        <w:t xml:space="preserve">“Introduction to Statistical Data Science III”</w:t>
       </w:r>
     </w:p>
     <w:p>
@@ -42224,7 +42940,7 @@
           <w:rPr>
             <w:rStyle w:val="Hyperlink"/>
           </w:rPr>
-          <w:t xml:space="preserve">STA 035C</w:t>
+          <w:t xml:space="preserve">STA 015C</w:t>
         </w:r>
       </w:hyperlink>
       <w:r>
@@ -42234,7 +42950,7 @@
         <w:t xml:space="preserve"> </w:t>
       </w:r>
       <w:r>
-        <w:t xml:space="preserve">“Statistical Data Science III”</w:t>
+        <w:t xml:space="preserve">“Introduction to Statistical Data Science III”</w:t>
       </w:r>
     </w:p>
     <w:p>
@@ -42250,7 +42966,7 @@
           <w:rPr>
             <w:rStyle w:val="Hyperlink"/>
           </w:rPr>
-          <w:t xml:space="preserve">STA 145</w:t>
+          <w:t xml:space="preserve">STA 035C</w:t>
         </w:r>
       </w:hyperlink>
       <w:r>
@@ -42260,7 +42976,7 @@
         <w:t xml:space="preserve"> </w:t>
       </w:r>
       <w:r>
-        <w:t xml:space="preserve">“Bayesian Statistical Inference”</w:t>
+        <w:t xml:space="preserve">“Statistical Data Science III”</w:t>
       </w:r>
     </w:p>
     <w:p>
@@ -42276,7 +42992,7 @@
           <w:rPr>
             <w:rStyle w:val="Hyperlink"/>
           </w:rPr>
-          <w:t xml:space="preserve">ECL 234</w:t>
+          <w:t xml:space="preserve">STA 145</w:t>
         </w:r>
       </w:hyperlink>
       <w:r>
@@ -42286,7 +43002,7 @@
         <w:t xml:space="preserve"> </w:t>
       </w:r>
       <w:r>
-        <w:t xml:space="preserve">“Bayesian Models - A Statistical Primer”</w:t>
+        <w:t xml:space="preserve">“Bayesian Statistical Inference”</w:t>
       </w:r>
     </w:p>
     <w:p>
@@ -42302,7 +43018,7 @@
           <w:rPr>
             <w:rStyle w:val="Hyperlink"/>
           </w:rPr>
-          <w:t xml:space="preserve">PLS 207</w:t>
+          <w:t xml:space="preserve">ECL 234</w:t>
         </w:r>
       </w:hyperlink>
       <w:r>
@@ -42312,7 +43028,7 @@
         <w:t xml:space="preserve"> </w:t>
       </w:r>
       <w:r>
-        <w:t xml:space="preserve">“Applied Statistical Modeling for the Environmental Sciences”</w:t>
+        <w:t xml:space="preserve">“Bayesian Models - A Statistical Primer”</w:t>
       </w:r>
     </w:p>
     <w:p>
@@ -42328,7 +43044,7 @@
           <w:rPr>
             <w:rStyle w:val="Hyperlink"/>
           </w:rPr>
-          <w:t xml:space="preserve">PSC 205H</w:t>
+          <w:t xml:space="preserve">PLS 207</w:t>
         </w:r>
       </w:hyperlink>
       <w:r>
@@ -42338,7 +43054,7 @@
         <w:t xml:space="preserve"> </w:t>
       </w:r>
       <w:r>
-        <w:t xml:space="preserve">“Applied Bayesian Statistics for Social Scientists”</w:t>
+        <w:t xml:space="preserve">“Applied Statistical Modeling for the Environmental Sciences”</w:t>
       </w:r>
     </w:p>
     <w:p>
@@ -42354,7 +43070,7 @@
           <w:rPr>
             <w:rStyle w:val="Hyperlink"/>
           </w:rPr>
-          <w:t xml:space="preserve">POL 280</w:t>
+          <w:t xml:space="preserve">PSC 205H</w:t>
         </w:r>
       </w:hyperlink>
       <w:r>
@@ -42364,7 +43080,7 @@
         <w:t xml:space="preserve"> </w:t>
       </w:r>
       <w:r>
-        <w:t xml:space="preserve">“Bayesian Methods: for Social &amp; Behavioral Sciences”</w:t>
+        <w:t xml:space="preserve">“Applied Bayesian Statistics for Social Scientists”</w:t>
       </w:r>
     </w:p>
     <w:p>
@@ -42380,6 +43096,32 @@
           <w:rPr>
             <w:rStyle w:val="Hyperlink"/>
           </w:rPr>
+          <w:t xml:space="preserve">POL 280</w:t>
+        </w:r>
+      </w:hyperlink>
+      <w:r>
+        <w:t xml:space="preserve">:</w:t>
+      </w:r>
+      <w:r>
+        <w:t xml:space="preserve"> </w:t>
+      </w:r>
+      <w:r>
+        <w:t xml:space="preserve">“Bayesian Methods: for Social &amp; Behavioral Sciences”</w:t>
+      </w:r>
+    </w:p>
+    <w:p>
+      <w:pPr>
+        <w:pStyle w:val="Compact"/>
+        <w:numPr>
+          <w:ilvl w:val="0"/>
+          <w:numId w:val="1008"/>
+        </w:numPr>
+      </w:pPr>
+      <w:hyperlink r:id="rId152">
+        <w:r>
+          <w:rPr>
+            <w:rStyle w:val="Hyperlink"/>
+          </w:rPr>
           <w:t xml:space="preserve">BAX 442</w:t>
         </w:r>
       </w:hyperlink>
@@ -42393,8 +43135,8 @@
         <w:t xml:space="preserve">“Advanced Statistics”</w:t>
       </w:r>
     </w:p>
-    <w:bookmarkEnd w:id="152"/>
-    <w:bookmarkStart w:id="157" w:name="books"/>
+    <w:bookmarkEnd w:id="153"/>
+    <w:bookmarkStart w:id="158" w:name="books"/>
     <w:p>
       <w:pPr>
         <w:pStyle w:val="Heading3"/>
@@ -42456,7 +43198,7 @@
       <w:r>
         <w:t xml:space="preserve"> </w:t>
       </w:r>
-      <w:hyperlink r:id="rId147">
+      <w:hyperlink r:id="rId148">
         <w:r>
           <w:rPr>
             <w:rStyle w:val="Hyperlink"/>
@@ -42485,7 +43227,7 @@
       <w:r>
         <w:t xml:space="preserve"> </w:t>
       </w:r>
-      <w:hyperlink r:id="rId153">
+      <w:hyperlink r:id="rId154">
         <w:r>
           <w:rPr>
             <w:rStyle w:val="Hyperlink"/>
@@ -42505,7 +43247,7 @@
       <w:r>
         <w:t xml:space="preserve"> </w:t>
       </w:r>
-      <w:hyperlink r:id="rId154">
+      <w:hyperlink r:id="rId155">
         <w:r>
           <w:rPr>
             <w:rStyle w:val="Hyperlink"/>
@@ -42525,7 +43267,7 @@
       <w:r>
         <w:t xml:space="preserve"> </w:t>
       </w:r>
-      <w:hyperlink r:id="rId155">
+      <w:hyperlink r:id="rId156">
         <w:r>
           <w:rPr>
             <w:rStyle w:val="Hyperlink"/>
@@ -42545,7 +43287,7 @@
       <w:r>
         <w:t xml:space="preserve"> </w:t>
       </w:r>
-      <w:hyperlink r:id="rId156">
+      <w:hyperlink r:id="rId157">
         <w:r>
           <w:rPr>
             <w:rStyle w:val="Hyperlink"/>
@@ -42619,7 +43361,7 @@
       <w:r>
         <w:t xml:space="preserve"> </w:t>
       </w:r>
-      <w:hyperlink r:id="rId148">
+      <w:hyperlink r:id="rId149">
         <w:r>
           <w:rPr>
             <w:rStyle w:val="Hyperlink"/>
@@ -42628,9 +43370,9 @@
         </w:r>
       </w:hyperlink>
     </w:p>
-    <w:bookmarkEnd w:id="157"/>
     <w:bookmarkEnd w:id="158"/>
-    <w:bookmarkStart w:id="206" w:name="references"/>
+    <w:bookmarkEnd w:id="159"/>
+    <w:bookmarkStart w:id="207" w:name="references"/>
     <w:p>
       <w:pPr>
         <w:pStyle w:val="Heading2"/>
@@ -42639,8 +43381,8 @@
         <w:t xml:space="preserve">References</w:t>
       </w:r>
     </w:p>
-    <w:bookmarkStart w:id="205" w:name="refs"/>
-    <w:bookmarkStart w:id="160" w:name="ref-dobson4e"/>
+    <w:bookmarkStart w:id="206" w:name="refs"/>
+    <w:bookmarkStart w:id="161" w:name="ref-dobson4e"/>
     <w:p>
       <w:pPr>
         <w:pStyle w:val="Bibliography"/>
@@ -42673,7 +43415,7 @@
       <w:r>
         <w:t xml:space="preserve"> </w:t>
       </w:r>
-      <w:hyperlink r:id="rId159">
+      <w:hyperlink r:id="rId160">
         <w:r>
           <w:rPr>
             <w:rStyle w:val="Hyperlink"/>
@@ -42685,8 +43427,8 @@
         <w:t xml:space="preserve">.</w:t>
       </w:r>
     </w:p>
-    <w:bookmarkEnd w:id="160"/>
-    <w:bookmarkStart w:id="162" w:name="ref-wikipedia_frequentist_inference"/>
+    <w:bookmarkEnd w:id="161"/>
+    <w:bookmarkStart w:id="163" w:name="ref-wikipedia_frequentist_inference"/>
     <w:p>
       <w:pPr>
         <w:pStyle w:val="Bibliography"/>
@@ -42733,7 +43475,7 @@
       <w:r>
         <w:t xml:space="preserve"> </w:t>
       </w:r>
-      <w:hyperlink r:id="rId161">
+      <w:hyperlink r:id="rId162">
         <w:r>
           <w:rPr>
             <w:rStyle w:val="Hyperlink"/>
@@ -42742,8 +43484,8 @@
         </w:r>
       </w:hyperlink>
     </w:p>
-    <w:bookmarkEnd w:id="162"/>
-    <w:bookmarkStart w:id="164" w:name="ref-wikipedia_bayesian_statistics"/>
+    <w:bookmarkEnd w:id="163"/>
+    <w:bookmarkStart w:id="165" w:name="ref-wikipedia_bayesian_statistics"/>
     <w:p>
       <w:pPr>
         <w:pStyle w:val="Bibliography"/>
@@ -42790,7 +43532,7 @@
       <w:r>
         <w:t xml:space="preserve"> </w:t>
       </w:r>
-      <w:hyperlink r:id="rId163">
+      <w:hyperlink r:id="rId164">
         <w:r>
           <w:rPr>
             <w:rStyle w:val="Hyperlink"/>
@@ -42799,8 +43541,8 @@
         </w:r>
       </w:hyperlink>
     </w:p>
-    <w:bookmarkEnd w:id="164"/>
-    <w:bookmarkStart w:id="166" w:name="ref-wikipedia_prior_probability"/>
+    <w:bookmarkEnd w:id="165"/>
+    <w:bookmarkStart w:id="167" w:name="ref-wikipedia_prior_probability"/>
     <w:p>
       <w:pPr>
         <w:pStyle w:val="Bibliography"/>
@@ -42847,7 +43589,7 @@
       <w:r>
         <w:t xml:space="preserve"> </w:t>
       </w:r>
-      <w:hyperlink r:id="rId165">
+      <w:hyperlink r:id="rId166">
         <w:r>
           <w:rPr>
             <w:rStyle w:val="Hyperlink"/>
@@ -42856,8 +43598,8 @@
         </w:r>
       </w:hyperlink>
     </w:p>
-    <w:bookmarkEnd w:id="166"/>
-    <w:bookmarkStart w:id="168" w:name="ref-wikipedia_posterior_probability"/>
+    <w:bookmarkEnd w:id="167"/>
+    <w:bookmarkStart w:id="169" w:name="ref-wikipedia_posterior_probability"/>
     <w:p>
       <w:pPr>
         <w:pStyle w:val="Bibliography"/>
@@ -42904,7 +43646,7 @@
       <w:r>
         <w:t xml:space="preserve"> </w:t>
       </w:r>
-      <w:hyperlink r:id="rId167">
+      <w:hyperlink r:id="rId168">
         <w:r>
           <w:rPr>
             <w:rStyle w:val="Hyperlink"/>
@@ -42913,8 +43655,8 @@
         </w:r>
       </w:hyperlink>
     </w:p>
-    <w:bookmarkEnd w:id="168"/>
-    <w:bookmarkStart w:id="170" w:name="ref-wikipedia_marginal_likelihood"/>
+    <w:bookmarkEnd w:id="169"/>
+    <w:bookmarkStart w:id="171" w:name="ref-wikipedia_marginal_likelihood"/>
     <w:p>
       <w:pPr>
         <w:pStyle w:val="Bibliography"/>
@@ -42961,7 +43703,7 @@
       <w:r>
         <w:t xml:space="preserve"> </w:t>
       </w:r>
-      <w:hyperlink r:id="rId169">
+      <w:hyperlink r:id="rId170">
         <w:r>
           <w:rPr>
             <w:rStyle w:val="Hyperlink"/>
@@ -42970,8 +43712,8 @@
         </w:r>
       </w:hyperlink>
     </w:p>
-    <w:bookmarkEnd w:id="170"/>
-    <w:bookmarkStart w:id="172" w:name="ref-wikipedia_bayes_theorem"/>
+    <w:bookmarkEnd w:id="171"/>
+    <w:bookmarkStart w:id="173" w:name="ref-wikipedia_bayes_theorem"/>
     <w:p>
       <w:pPr>
         <w:pStyle w:val="Bibliography"/>
@@ -43018,7 +43760,7 @@
       <w:r>
         <w:t xml:space="preserve"> </w:t>
       </w:r>
-      <w:hyperlink r:id="rId171">
+      <w:hyperlink r:id="rId172">
         <w:r>
           <w:rPr>
             <w:rStyle w:val="Hyperlink"/>
@@ -43027,8 +43769,8 @@
         </w:r>
       </w:hyperlink>
     </w:p>
-    <w:bookmarkEnd w:id="172"/>
-    <w:bookmarkStart w:id="174" w:name="X871396e0f5ab7b472f10de45599a17f11852f5b"/>
+    <w:bookmarkEnd w:id="173"/>
+    <w:bookmarkStart w:id="175" w:name="X871396e0f5ab7b472f10de45599a17f11852f5b"/>
     <w:p>
       <w:pPr>
         <w:pStyle w:val="Bibliography"/>
@@ -43075,7 +43817,7 @@
       <w:r>
         <w:t xml:space="preserve"> </w:t>
       </w:r>
-      <w:hyperlink r:id="rId173">
+      <w:hyperlink r:id="rId174">
         <w:r>
           <w:rPr>
             <w:rStyle w:val="Hyperlink"/>
@@ -43084,8 +43826,8 @@
         </w:r>
       </w:hyperlink>
     </w:p>
-    <w:bookmarkEnd w:id="174"/>
-    <w:bookmarkStart w:id="176" w:name="ref-wikipedia_credible_interval"/>
+    <w:bookmarkEnd w:id="175"/>
+    <w:bookmarkStart w:id="177" w:name="ref-wikipedia_credible_interval"/>
     <w:p>
       <w:pPr>
         <w:pStyle w:val="Bibliography"/>
@@ -43132,7 +43874,7 @@
       <w:r>
         <w:t xml:space="preserve"> </w:t>
       </w:r>
-      <w:hyperlink r:id="rId175">
+      <w:hyperlink r:id="rId176">
         <w:r>
           <w:rPr>
             <w:rStyle w:val="Hyperlink"/>
@@ -43141,8 +43883,8 @@
         </w:r>
       </w:hyperlink>
     </w:p>
-    <w:bookmarkEnd w:id="176"/>
-    <w:bookmarkStart w:id="178" w:name="ref-CaseBerg01"/>
+    <w:bookmarkEnd w:id="177"/>
+    <w:bookmarkStart w:id="179" w:name="ref-CaseBerg01"/>
     <w:p>
       <w:pPr>
         <w:pStyle w:val="Bibliography"/>
@@ -43175,7 +43917,7 @@
       <w:r>
         <w:t xml:space="preserve"> </w:t>
       </w:r>
-      <w:hyperlink r:id="rId177">
+      <w:hyperlink r:id="rId178">
         <w:r>
           <w:rPr>
             <w:rStyle w:val="Hyperlink"/>
@@ -43184,8 +43926,8 @@
         </w:r>
       </w:hyperlink>
     </w:p>
-    <w:bookmarkEnd w:id="178"/>
-    <w:bookmarkStart w:id="179" w:name="ref-hoggtanis2015"/>
+    <w:bookmarkEnd w:id="179"/>
+    <w:bookmarkStart w:id="180" w:name="ref-hoggtanis2015"/>
     <w:p>
       <w:pPr>
         <w:pStyle w:val="Bibliography"/>
@@ -43216,8 +43958,8 @@
         <w:t xml:space="preserve">, Tenth edition. Boston: Pearson, 2019.</w:t>
       </w:r>
     </w:p>
-    <w:bookmarkEnd w:id="179"/>
-    <w:bookmarkStart w:id="180" w:name="ref-rice2007mathematical"/>
+    <w:bookmarkEnd w:id="180"/>
+    <w:bookmarkStart w:id="181" w:name="ref-rice2007mathematical"/>
     <w:p>
       <w:pPr>
         <w:pStyle w:val="Bibliography"/>
@@ -43248,8 +43990,8 @@
         <w:t xml:space="preserve">, 3rd ed. Belmont, CA: Cengage Learning, 2007.</w:t>
       </w:r>
     </w:p>
-    <w:bookmarkEnd w:id="180"/>
-    <w:bookmarkStart w:id="182" w:name="ref-wikipedia_conjugate_prior"/>
+    <w:bookmarkEnd w:id="181"/>
+    <w:bookmarkStart w:id="183" w:name="ref-wikipedia_conjugate_prior"/>
     <w:p>
       <w:pPr>
         <w:pStyle w:val="Bibliography"/>
@@ -43296,7 +44038,7 @@
       <w:r>
         <w:t xml:space="preserve"> </w:t>
       </w:r>
-      <w:hyperlink r:id="rId181">
+      <w:hyperlink r:id="rId182">
         <w:r>
           <w:rPr>
             <w:rStyle w:val="Hyperlink"/>
@@ -43305,8 +44047,8 @@
         </w:r>
       </w:hyperlink>
     </w:p>
-    <w:bookmarkEnd w:id="182"/>
-    <w:bookmarkStart w:id="183" w:name="ref-hosmer1989applied"/>
+    <w:bookmarkEnd w:id="183"/>
+    <w:bookmarkStart w:id="184" w:name="ref-hosmer1989applied"/>
     <w:p>
       <w:pPr>
         <w:pStyle w:val="Bibliography"/>
@@ -43337,8 +44079,8 @@
         <w:t xml:space="preserve">. New York: Wiley, 1989.</w:t>
       </w:r>
     </w:p>
-    <w:bookmarkEnd w:id="183"/>
-    <w:bookmarkStart w:id="185" w:name="ref-venables2002modern"/>
+    <w:bookmarkEnd w:id="184"/>
+    <w:bookmarkStart w:id="186" w:name="ref-venables2002modern"/>
     <w:p>
       <w:pPr>
         <w:pStyle w:val="Bibliography"/>
@@ -43385,7 +44127,7 @@
       <w:r>
         <w:t xml:space="preserve"> </w:t>
       </w:r>
-      <w:hyperlink r:id="rId184">
+      <w:hyperlink r:id="rId185">
         <w:r>
           <w:rPr>
             <w:rStyle w:val="Hyperlink"/>
@@ -43397,8 +44139,8 @@
         <w:t xml:space="preserve">.</w:t>
       </w:r>
     </w:p>
-    <w:bookmarkEnd w:id="185"/>
-    <w:bookmarkStart w:id="187" w:name="ref-gelman2013bda"/>
+    <w:bookmarkEnd w:id="186"/>
+    <w:bookmarkStart w:id="188" w:name="ref-gelman2013bda"/>
     <w:p>
       <w:pPr>
         <w:pStyle w:val="Bibliography"/>
@@ -43431,7 +44173,7 @@
       <w:r>
         <w:t xml:space="preserve"> </w:t>
       </w:r>
-      <w:hyperlink r:id="rId186">
+      <w:hyperlink r:id="rId187">
         <w:r>
           <w:rPr>
             <w:rStyle w:val="Hyperlink"/>
@@ -43443,8 +44185,8 @@
         <w:t xml:space="preserve">.</w:t>
       </w:r>
     </w:p>
-    <w:bookmarkEnd w:id="187"/>
-    <w:bookmarkStart w:id="188" w:name="ref-statrethink2e"/>
+    <w:bookmarkEnd w:id="188"/>
+    <w:bookmarkStart w:id="189" w:name="ref-statrethink2e"/>
     <w:p>
       <w:pPr>
         <w:pStyle w:val="Bibliography"/>
@@ -43545,8 +44287,8 @@
         <w:t xml:space="preserve">, Second edition. in Chapman &amp; hall/CRC texts in statistical science series. Boca Raton, FL: CRC Press, 2020.</w:t>
       </w:r>
     </w:p>
-    <w:bookmarkEnd w:id="188"/>
-    <w:bookmarkStart w:id="190" w:name="X251fce381c68f4be8e1b2ff4193232d14fa7d18"/>
+    <w:bookmarkEnd w:id="189"/>
+    <w:bookmarkStart w:id="191" w:name="X251fce381c68f4be8e1b2ff4193232d14fa7d18"/>
     <w:p>
       <w:pPr>
         <w:pStyle w:val="Bibliography"/>
@@ -43593,7 +44335,7 @@
       <w:r>
         <w:t xml:space="preserve"> </w:t>
       </w:r>
-      <w:hyperlink r:id="rId189">
+      <w:hyperlink r:id="rId190">
         <w:r>
           <w:rPr>
             <w:rStyle w:val="Hyperlink"/>
@@ -43602,8 +44344,8 @@
         </w:r>
       </w:hyperlink>
     </w:p>
-    <w:bookmarkEnd w:id="190"/>
-    <w:bookmarkStart w:id="192" w:name="Xea103239a4db138db144761a8bb4f764e3355fe"/>
+    <w:bookmarkEnd w:id="191"/>
+    <w:bookmarkStart w:id="193" w:name="Xea103239a4db138db144761a8bb4f764e3355fe"/>
     <w:p>
       <w:pPr>
         <w:pStyle w:val="Bibliography"/>
@@ -43650,7 +44392,7 @@
       <w:r>
         <w:t xml:space="preserve"> </w:t>
       </w:r>
-      <w:hyperlink r:id="rId191">
+      <w:hyperlink r:id="rId192">
         <w:r>
           <w:rPr>
             <w:rStyle w:val="Hyperlink"/>
@@ -43659,8 +44401,8 @@
         </w:r>
       </w:hyperlink>
     </w:p>
-    <w:bookmarkEnd w:id="192"/>
-    <w:bookmarkStart w:id="194" w:name="ref-wikipedia_hyperparameter"/>
+    <w:bookmarkEnd w:id="193"/>
+    <w:bookmarkStart w:id="195" w:name="ref-wikipedia_hyperparameter"/>
     <w:p>
       <w:pPr>
         <w:pStyle w:val="Bibliography"/>
@@ -43707,7 +44449,7 @@
       <w:r>
         <w:t xml:space="preserve"> </w:t>
       </w:r>
-      <w:hyperlink r:id="rId193">
+      <w:hyperlink r:id="rId194">
         <w:r>
           <w:rPr>
             <w:rStyle w:val="Hyperlink"/>
@@ -43716,8 +44458,8 @@
         </w:r>
       </w:hyperlink>
     </w:p>
-    <w:bookmarkEnd w:id="194"/>
-    <w:bookmarkStart w:id="196" w:name="ref-rossbayes"/>
+    <w:bookmarkEnd w:id="195"/>
+    <w:bookmarkStart w:id="197" w:name="ref-rossbayes"/>
     <w:p>
       <w:pPr>
         <w:pStyle w:val="Bibliography"/>
@@ -43750,7 +44492,7 @@
       <w:r>
         <w:t xml:space="preserve"> </w:t>
       </w:r>
-      <w:hyperlink r:id="rId195">
+      <w:hyperlink r:id="rId196">
         <w:r>
           <w:rPr>
             <w:rStyle w:val="Hyperlink"/>
@@ -43759,8 +44501,8 @@
         </w:r>
       </w:hyperlink>
     </w:p>
-    <w:bookmarkEnd w:id="196"/>
-    <w:bookmarkStart w:id="198" w:name="ref-aragon2018population"/>
+    <w:bookmarkEnd w:id="197"/>
+    <w:bookmarkStart w:id="199" w:name="ref-aragon2018population"/>
     <w:p>
       <w:pPr>
         <w:pStyle w:val="Bibliography"/>
@@ -43804,7 +44546,7 @@
       <w:r>
         <w:t xml:space="preserve"> </w:t>
       </w:r>
-      <w:hyperlink r:id="rId197">
+      <w:hyperlink r:id="rId198">
         <w:r>
           <w:rPr>
             <w:rStyle w:val="Hyperlink"/>
@@ -43813,8 +44555,8 @@
         </w:r>
       </w:hyperlink>
     </w:p>
-    <w:bookmarkEnd w:id="198"/>
-    <w:bookmarkStart w:id="199" w:name="ref-korner.bayes.ecology"/>
+    <w:bookmarkEnd w:id="199"/>
+    <w:bookmarkStart w:id="200" w:name="ref-korner.bayes.ecology"/>
     <w:p>
       <w:pPr>
         <w:pStyle w:val="Bibliography"/>
@@ -43901,8 +44643,8 @@
         <w:t xml:space="preserve">, 1st ed. Amsterdam, [Netherlands: Academic Press, 2015.</w:t>
       </w:r>
     </w:p>
-    <w:bookmarkEnd w:id="199"/>
-    <w:bookmarkStart w:id="201" w:name="ref-CowlesMaryKathryn2013ABSW"/>
+    <w:bookmarkEnd w:id="200"/>
+    <w:bookmarkStart w:id="202" w:name="ref-CowlesMaryKathryn2013ABSW"/>
     <w:p>
       <w:pPr>
         <w:pStyle w:val="Bibliography"/>
@@ -43991,7 +44733,7 @@
       <w:r>
         <w:t xml:space="preserve"> </w:t>
       </w:r>
-      <w:hyperlink r:id="rId200">
+      <w:hyperlink r:id="rId201">
         <w:r>
           <w:rPr>
             <w:rStyle w:val="Hyperlink"/>
@@ -44003,8 +44745,8 @@
         <w:t xml:space="preserve">.</w:t>
       </w:r>
     </w:p>
-    <w:bookmarkEnd w:id="201"/>
-    <w:bookmarkStart w:id="203" w:name="ref-kery-bayes-pop"/>
+    <w:bookmarkEnd w:id="202"/>
+    <w:bookmarkStart w:id="204" w:name="ref-kery-bayes-pop"/>
     <w:p>
       <w:pPr>
         <w:pStyle w:val="Bibliography"/>
@@ -44065,7 +44807,7 @@
       <w:r>
         <w:t xml:space="preserve"> </w:t>
       </w:r>
-      <w:hyperlink r:id="rId202">
+      <w:hyperlink r:id="rId203">
         <w:r>
           <w:rPr>
             <w:rStyle w:val="Hyperlink"/>
@@ -44074,8 +44816,8 @@
         </w:r>
       </w:hyperlink>
     </w:p>
-    <w:bookmarkEnd w:id="203"/>
-    <w:bookmarkStart w:id="204" w:name="ref-HobbsN.Thompson2015Bmas"/>
+    <w:bookmarkEnd w:id="204"/>
+    <w:bookmarkStart w:id="205" w:name="ref-HobbsN.Thompson2015Bmas"/>
     <w:p>
       <w:pPr>
         <w:pStyle w:val="Bibliography"/>
@@ -44106,9 +44848,9 @@
         <w:t xml:space="preserve">, STU - Student edition. Princeton: Princeton University Press, 2015.</w:t>
       </w:r>
     </w:p>
-    <w:bookmarkEnd w:id="204"/>
     <w:bookmarkEnd w:id="205"/>
     <w:bookmarkEnd w:id="206"/>
+    <w:bookmarkEnd w:id="207"/>
     <w:sectPr>
       <w:footnotePr>
         <w:numRestart w:val="eachSect"/>

--- a/pr-preview/pr-348/bayesian-inference-handout-tracked-changes.docx
+++ b/pr-preview/pr-348/bayesian-inference-handout-tracked-changes.docx
@@ -16,7 +16,7 @@
       </w:pPr>
       <w:del w:id="1" w:author="PR Preview" w:date="2026-01-01T00:00:00Z">
         <w:r>
-          <w:delText xml:space="preserve">Last modified: 2026-10-19 00:48:10 (PDT)</w:delText>
+          <w:delText xml:space="preserve">Last modified: 2026-10-19 01:04:06 (PDT)</w:delText>
         </w:r>
       </w:del>
     </w:p>
@@ -26,7 +26,7 @@
       </w:pPr>
       <w:ins w:id="2" w:author="PR Preview" w:date="2026-01-01T00:00:00Z">
         <w:r>
-          <w:t xml:space="preserve">Last modified: 2026-10-19 01:01:02 (PDT)</w:t>
+          <w:t xml:space="preserve">Last modified: 2026-10-19 01:23:15 (PDT)</w:t>
         </w:r>
       </w:ins>
     </w:p>
@@ -298,217 +298,70 @@
       <w:pPr>
         <w:pStyle w:val="BodyText"/>
       </w:pPr>
-      <w:del w:id="3" w:author="PR Preview" w:date="2026-01-01T00:00:00Z">
-        <w:r>
-          <w:rPr>
-            <w:b/>
-            <w:bCs/>
-          </w:rPr>
-          <w:delText xml:space="preserve">Definition 2 (Bayesian paradigm)</w:delText>
-        </w:r>
-      </w:del>
-      <w:del w:id="4" w:author="PR Preview" w:date="2026-01-01T00:00:00Z">
-        <w:r>
-          <w:delText xml:space="preserve"> </w:delText>
-        </w:r>
-      </w:del>
-      <w:del w:id="5" w:author="PR Preview" w:date="2026-01-01T00:00:00Z">
-        <w:r>
-          <w:delText xml:space="preserve">In the</w:delText>
-        </w:r>
-      </w:del>
-      <w:del w:id="6" w:author="PR Preview" w:date="2026-01-01T00:00:00Z">
-        <w:r>
-          <w:delText xml:space="preserve"> </w:delText>
-        </w:r>
-      </w:del>
-      <w:del w:id="7" w:author="PR Preview" w:date="2026-01-01T00:00:00Z">
-        <w:r>
-          <w:rPr>
-            <w:b/>
-            <w:bCs/>
-          </w:rPr>
-          <w:delText xml:space="preserve">Bayesian</w:delText>
-        </w:r>
-      </w:del>
-      <w:del w:id="8" w:author="PR Preview" w:date="2026-01-01T00:00:00Z">
-        <w:r>
-          <w:delText xml:space="preserve"> </w:delText>
-        </w:r>
-      </w:del>
-      <w:del w:id="9" w:author="PR Preview" w:date="2026-01-01T00:00:00Z">
-        <w:r>
-          <w:delText xml:space="preserve">paradigm of statistical inference,</w:delText>
-        </w:r>
-      </w:del>
-      <w:del w:id="10" w:author="PR Preview" w:date="2026-01-01T00:00:00Z">
-        <w:r>
-          <w:delText xml:space="preserve"> </w:delText>
-        </w:r>
-      </w:del>
-      <w:del w:id="11" w:author="PR Preview" w:date="2026-01-01T00:00:00Z">
-        <w:r>
-          <w:delText xml:space="preserve">an unknown parameter</w:delText>
-        </w:r>
-      </w:del>
-      <w:del w:id="12" w:author="PR Preview" w:date="2026-01-01T00:00:00Z">
-        <w:r>
-          <w:delText xml:space="preserve"> </w:delText>
-        </w:r>
-      </w:del>
+      <w:r>
+        <w:rPr>
+          <w:b/>
+          <w:bCs/>
+        </w:rPr>
+        <w:t xml:space="preserve">Definition 2 (Bayesian paradigm)</w:t>
+      </w:r>
+      <w:r>
+        <w:t xml:space="preserve"> </w:t>
+      </w:r>
+      <w:r>
+        <w:t xml:space="preserve">In the</w:t>
+      </w:r>
+      <w:r>
+        <w:t xml:space="preserve"> </w:t>
+      </w:r>
+      <w:r>
+        <w:rPr>
+          <w:b/>
+          <w:bCs/>
+        </w:rPr>
+        <w:t xml:space="preserve">Bayesian</w:t>
+      </w:r>
+      <w:r>
+        <w:t xml:space="preserve"> </w:t>
+      </w:r>
+      <w:r>
+        <w:t xml:space="preserve">paradigm of statistical inference,</w:t>
+      </w:r>
+      <w:r>
+        <w:t xml:space="preserve"> </w:t>
+      </w:r>
+      <w:r>
+        <w:t xml:space="preserve">an unknown parameter</w:t>
+      </w:r>
+      <w:r>
+        <w:t xml:space="preserve"> </w:t>
+      </w:r>
       <m:oMath>
         <m:r>
           <m:t>θ</m:t>
         </m:r>
       </m:oMath>
-      <w:del w:id="13" w:author="PR Preview" w:date="2026-01-01T00:00:00Z">
-        <w:r>
-          <w:delText xml:space="preserve"> </w:delText>
-        </w:r>
-      </w:del>
-      <w:del w:id="14" w:author="PR Preview" w:date="2026-01-01T00:00:00Z">
-        <w:r>
-          <w:delText xml:space="preserve">is a random variable with its own probability distribution,</w:delText>
-        </w:r>
-      </w:del>
-      <w:del w:id="15" w:author="PR Preview" w:date="2026-01-01T00:00:00Z">
-        <w:r>
-          <w:delText xml:space="preserve"> </w:delText>
-        </w:r>
-      </w:del>
-      <w:del w:id="16" w:author="PR Preview" w:date="2026-01-01T00:00:00Z">
-        <w:r>
-          <w:delText xml:space="preserve">and probability measures degree of belief</w:delText>
-        </w:r>
-      </w:del>
-      <w:del w:id="17" w:author="PR Preview" w:date="2026-01-01T00:00:00Z">
-        <w:r>
-          <w:delText xml:space="preserve"> </w:delText>
-        </w:r>
-      </w:del>
-      <w:del w:id="18" w:author="PR Preview" w:date="2026-01-01T00:00:00Z">
-        <w:r>
-          <w:delText xml:space="preserve">[1, Ch. 12], p. 272</w:delText>
-        </w:r>
-      </w:del>
-      <w:del w:id="19" w:author="PR Preview" w:date="2026-01-01T00:00:00Z">
-        <w:r>
-          <w:delText xml:space="preserve"> </w:delText>
-        </w:r>
-      </w:del>
-      <w:del w:id="20" w:author="PR Preview" w:date="2026-01-01T00:00:00Z">
-        <w:r>
-          <w:delText xml:space="preserve">[3]</w:delText>
-        </w:r>
-      </w:del>
-      <w:del w:id="21" w:author="PR Preview" w:date="2026-01-01T00:00:00Z">
-        <w:r>
-          <w:delText xml:space="preserve">.</w:delText>
-        </w:r>
-      </w:del>
-    </w:p>
-    <w:p>
-      <w:pPr>
-        <w:pStyle w:val="BodyText"/>
-      </w:pPr>
-      <w:ins w:id="22" w:author="PR Preview" w:date="2026-01-01T00:00:00Z">
-        <w:r>
-          <w:rPr>
-            <w:b/>
-            <w:bCs/>
-          </w:rPr>
-          <w:t xml:space="preserve">Definition 2 (Bayesian paradigm)</w:t>
-        </w:r>
-      </w:ins>
-      <w:ins w:id="23" w:author="PR Preview" w:date="2026-01-01T00:00:00Z">
-        <w:r>
-          <w:t xml:space="preserve"> </w:t>
-        </w:r>
-      </w:ins>
-      <w:ins w:id="24" w:author="PR Preview" w:date="2026-01-01T00:00:00Z">
-        <w:r>
-          <w:t xml:space="preserve">In the</w:t>
-        </w:r>
-      </w:ins>
-      <w:ins w:id="25" w:author="PR Preview" w:date="2026-01-01T00:00:00Z">
-        <w:r>
-          <w:t xml:space="preserve"> </w:t>
-        </w:r>
-      </w:ins>
-      <w:ins w:id="26" w:author="PR Preview" w:date="2026-01-01T00:00:00Z">
-        <w:r>
-          <w:rPr>
-            <w:b/>
-            <w:bCs/>
-          </w:rPr>
-          <w:t xml:space="preserve">Bayesian</w:t>
-        </w:r>
-      </w:ins>
-      <w:ins w:id="27" w:author="PR Preview" w:date="2026-01-01T00:00:00Z">
-        <w:r>
-          <w:t xml:space="preserve"> </w:t>
-        </w:r>
-      </w:ins>
-      <w:ins w:id="28" w:author="PR Preview" w:date="2026-01-01T00:00:00Z">
-        <w:r>
-          <w:t xml:space="preserve">paradigm of statistical inference,</w:t>
-        </w:r>
-      </w:ins>
-      <w:ins w:id="29" w:author="PR Preview" w:date="2026-01-01T00:00:00Z">
-        <w:r>
-          <w:t xml:space="preserve"> </w:t>
-        </w:r>
-      </w:ins>
-      <w:ins w:id="30" w:author="PR Preview" w:date="2026-01-01T00:00:00Z">
-        <w:r>
-          <w:t xml:space="preserve">an unknown parameter</w:t>
-        </w:r>
-      </w:ins>
-      <w:ins w:id="31" w:author="PR Preview" w:date="2026-01-01T00:00:00Z">
-        <w:r>
-          <w:t xml:space="preserve"> </w:t>
-        </w:r>
-      </w:ins>
-      <m:oMath>
-        <m:r>
-          <m:t>θ</m:t>
-        </m:r>
-      </m:oMath>
-      <w:ins w:id="32" w:author="PR Preview" w:date="2026-01-01T00:00:00Z">
-        <w:r>
-          <w:t xml:space="preserve"> </w:t>
-        </w:r>
-      </w:ins>
-      <w:ins w:id="33" w:author="PR Preview" w:date="2026-01-01T00:00:00Z">
-        <w:r>
-          <w:t xml:space="preserve">is a random variable with its own probability distribution,</w:t>
-        </w:r>
-      </w:ins>
-      <w:ins w:id="34" w:author="PR Preview" w:date="2026-01-01T00:00:00Z">
-        <w:r>
-          <w:t xml:space="preserve"> </w:t>
-        </w:r>
-      </w:ins>
-      <w:ins w:id="35" w:author="PR Preview" w:date="2026-01-01T00:00:00Z">
-        <w:r>
-          <w:t xml:space="preserve">and probability measures degree of belief</w:t>
-        </w:r>
-      </w:ins>
-      <w:ins w:id="36" w:author="PR Preview" w:date="2026-01-01T00:00:00Z">
-        <w:r>
-          <w:t xml:space="preserve"> </w:t>
-        </w:r>
-      </w:ins>
-      <w:ins w:id="37" w:author="PR Preview" w:date="2026-01-01T00:00:00Z">
-        <w:r>
-          <w:t xml:space="preserve">[1, Ch. 12], p. 272</w:t>
-        </w:r>
-      </w:ins>
-      <w:ins w:id="38" w:author="PR Preview" w:date="2026-01-01T00:00:00Z">
-        <w:r>
-          <w:t xml:space="preserve">.</w:t>
-        </w:r>
-      </w:ins>
+      <w:r>
+        <w:t xml:space="preserve"> </w:t>
+      </w:r>
+      <w:r>
+        <w:t xml:space="preserve">is a random variable with its own probability distribution,</w:t>
+      </w:r>
+      <w:r>
+        <w:t xml:space="preserve"> </w:t>
+      </w:r>
+      <w:r>
+        <w:t xml:space="preserve">and probability measures degree of belief</w:t>
+      </w:r>
+      <w:r>
+        <w:t xml:space="preserve"> </w:t>
+      </w:r>
+      <w:r>
+        <w:t xml:space="preserve">[1, Ch. 12], p. 272</w:t>
+      </w:r>
+      <w:r>
+        <w:t xml:space="preserve">.</w:t>
+      </w:r>
     </w:p>
     <w:p>
       <w:pPr>
@@ -741,79 +594,55 @@
       <w:pPr>
         <w:pStyle w:val="BodyText"/>
       </w:pPr>
-      <w:del w:id="39" w:author="PR Preview" w:date="2026-01-01T00:00:00Z">
-        <w:r>
-          <w:rPr>
-            <w:b/>
-            <w:bCs/>
-          </w:rPr>
-          <w:delText xml:space="preserve">Definition 3 (Prior distribution)</w:delText>
-        </w:r>
-      </w:del>
-      <w:del w:id="40" w:author="PR Preview" w:date="2026-01-01T00:00:00Z">
-        <w:r>
-          <w:delText xml:space="preserve"> </w:delText>
-        </w:r>
-      </w:del>
-      <w:del w:id="41" w:author="PR Preview" w:date="2026-01-01T00:00:00Z">
-        <w:r>
-          <w:delText xml:space="preserve">The</w:delText>
-        </w:r>
-      </w:del>
-      <w:del w:id="42" w:author="PR Preview" w:date="2026-01-01T00:00:00Z">
-        <w:r>
-          <w:delText xml:space="preserve"> </w:delText>
-        </w:r>
-      </w:del>
-      <w:del w:id="43" w:author="PR Preview" w:date="2026-01-01T00:00:00Z">
-        <w:r>
-          <w:rPr>
-            <w:b/>
-            <w:bCs/>
-          </w:rPr>
-          <w:delText xml:space="preserve">prior distribution</w:delText>
-        </w:r>
-      </w:del>
-      <w:del w:id="44" w:author="PR Preview" w:date="2026-01-01T00:00:00Z">
-        <w:r>
-          <w:delText xml:space="preserve"> </w:delText>
-        </w:r>
-      </w:del>
-      <w:del w:id="45" w:author="PR Preview" w:date="2026-01-01T00:00:00Z">
-        <w:r>
-          <w:delText xml:space="preserve">of a parameter</w:delText>
-        </w:r>
-      </w:del>
-      <w:del w:id="46" w:author="PR Preview" w:date="2026-01-01T00:00:00Z">
-        <w:r>
-          <w:delText xml:space="preserve"> </w:delText>
-        </w:r>
-      </w:del>
+      <w:r>
+        <w:rPr>
+          <w:b/>
+          <w:bCs/>
+        </w:rPr>
+        <w:t xml:space="preserve">Definition 3 (Prior distribution)</w:t>
+      </w:r>
+      <w:r>
+        <w:t xml:space="preserve"> </w:t>
+      </w:r>
+      <w:r>
+        <w:t xml:space="preserve">The</w:t>
+      </w:r>
+      <w:r>
+        <w:t xml:space="preserve"> </w:t>
+      </w:r>
+      <w:r>
+        <w:rPr>
+          <w:b/>
+          <w:bCs/>
+        </w:rPr>
+        <w:t xml:space="preserve">prior distribution</w:t>
+      </w:r>
+      <w:r>
+        <w:t xml:space="preserve"> </w:t>
+      </w:r>
+      <w:r>
+        <w:t xml:space="preserve">of a parameter</w:t>
+      </w:r>
+      <w:r>
+        <w:t xml:space="preserve"> </w:t>
+      </w:r>
       <m:oMath>
         <m:r>
           <m:t>θ</m:t>
         </m:r>
       </m:oMath>
-      <w:del w:id="47" w:author="PR Preview" w:date="2026-01-01T00:00:00Z">
-        <w:r>
-          <w:delText xml:space="preserve">,</w:delText>
-        </w:r>
-      </w:del>
-      <w:del w:id="48" w:author="PR Preview" w:date="2026-01-01T00:00:00Z">
-        <w:r>
-          <w:delText xml:space="preserve"> </w:delText>
-        </w:r>
-      </w:del>
-      <w:del w:id="49" w:author="PR Preview" w:date="2026-01-01T00:00:00Z">
-        <w:r>
-          <w:delText xml:space="preserve">with density or probability mass function</w:delText>
-        </w:r>
-      </w:del>
-      <w:del w:id="50" w:author="PR Preview" w:date="2026-01-01T00:00:00Z">
-        <w:r>
-          <w:delText xml:space="preserve"> </w:delText>
-        </w:r>
-      </w:del>
+      <w:r>
+        <w:t xml:space="preserve">,</w:t>
+      </w:r>
+      <w:r>
+        <w:t xml:space="preserve"> </w:t>
+      </w:r>
+      <w:r>
+        <w:t xml:space="preserve">with density or probability mass function</w:t>
+      </w:r>
+      <w:r>
+        <w:t xml:space="preserve"> </w:t>
+      </w:r>
       <m:oMath>
         <m:r>
           <m:rPr>
@@ -837,212 +666,35 @@
           <m:t>)</m:t>
         </m:r>
       </m:oMath>
-      <w:del w:id="51" w:author="PR Preview" w:date="2026-01-01T00:00:00Z">
-        <w:r>
-          <w:delText xml:space="preserve">,</w:delText>
-        </w:r>
-      </w:del>
-      <w:del w:id="52" w:author="PR Preview" w:date="2026-01-01T00:00:00Z">
-        <w:r>
-          <w:delText xml:space="preserve"> </w:delText>
-        </w:r>
-      </w:del>
-      <w:del w:id="53" w:author="PR Preview" w:date="2026-01-01T00:00:00Z">
-        <w:r>
-          <w:delText xml:space="preserve">is the probability distribution that describes</w:delText>
-        </w:r>
-      </w:del>
-      <w:del w:id="54" w:author="PR Preview" w:date="2026-01-01T00:00:00Z">
-        <w:r>
-          <w:delText xml:space="preserve"> </w:delText>
-        </w:r>
-      </w:del>
-      <w:del w:id="55" w:author="PR Preview" w:date="2026-01-01T00:00:00Z">
-        <w:r>
-          <w:delText xml:space="preserve">what is believed about</w:delText>
-        </w:r>
-      </w:del>
-      <w:del w:id="56" w:author="PR Preview" w:date="2026-01-01T00:00:00Z">
-        <w:r>
-          <w:delText xml:space="preserve"> </w:delText>
-        </w:r>
-      </w:del>
+      <w:r>
+        <w:t xml:space="preserve">,</w:t>
+      </w:r>
+      <w:r>
+        <w:t xml:space="preserve"> </w:t>
+      </w:r>
+      <w:r>
+        <w:t xml:space="preserve">is the probability distribution that describes</w:t>
+      </w:r>
+      <w:r>
+        <w:t xml:space="preserve"> </w:t>
+      </w:r>
+      <w:r>
+        <w:t xml:space="preserve">what is believed about</w:t>
+      </w:r>
+      <w:r>
+        <w:t xml:space="preserve"> </w:t>
+      </w:r>
       <m:oMath>
         <m:r>
           <m:t>θ</m:t>
         </m:r>
       </m:oMath>
-      <w:del w:id="57" w:author="PR Preview" w:date="2026-01-01T00:00:00Z">
-        <w:r>
-          <w:delText xml:space="preserve"> </w:delText>
-        </w:r>
-      </w:del>
-      <w:del w:id="58" w:author="PR Preview" w:date="2026-01-01T00:00:00Z">
-        <w:r>
-          <w:delText xml:space="preserve">before the data are observed</w:delText>
-        </w:r>
-      </w:del>
-      <w:del w:id="59" w:author="PR Preview" w:date="2026-01-01T00:00:00Z">
-        <w:r>
-          <w:delText xml:space="preserve"> </w:delText>
-        </w:r>
-      </w:del>
-      <w:del w:id="60" w:author="PR Preview" w:date="2026-01-01T00:00:00Z">
-        <w:r>
-          <w:delText xml:space="preserve">[4]</w:delText>
-        </w:r>
-      </w:del>
-      <w:del w:id="61" w:author="PR Preview" w:date="2026-01-01T00:00:00Z">
-        <w:r>
-          <w:delText xml:space="preserve">.</w:delText>
-        </w:r>
-      </w:del>
-    </w:p>
-    <w:p>
-      <w:pPr>
-        <w:pStyle w:val="BodyText"/>
-      </w:pPr>
-      <w:ins w:id="62" w:author="PR Preview" w:date="2026-01-01T00:00:00Z">
-        <w:r>
-          <w:rPr>
-            <w:b/>
-            <w:bCs/>
-          </w:rPr>
-          <w:t xml:space="preserve">Definition 3 (Prior distribution)</w:t>
-        </w:r>
-      </w:ins>
-      <w:ins w:id="63" w:author="PR Preview" w:date="2026-01-01T00:00:00Z">
-        <w:r>
-          <w:t xml:space="preserve"> </w:t>
-        </w:r>
-      </w:ins>
-      <w:ins w:id="64" w:author="PR Preview" w:date="2026-01-01T00:00:00Z">
-        <w:r>
-          <w:t xml:space="preserve">The</w:t>
-        </w:r>
-      </w:ins>
-      <w:ins w:id="65" w:author="PR Preview" w:date="2026-01-01T00:00:00Z">
-        <w:r>
-          <w:t xml:space="preserve"> </w:t>
-        </w:r>
-      </w:ins>
-      <w:ins w:id="66" w:author="PR Preview" w:date="2026-01-01T00:00:00Z">
-        <w:r>
-          <w:rPr>
-            <w:b/>
-            <w:bCs/>
-          </w:rPr>
-          <w:t xml:space="preserve">prior distribution</w:t>
-        </w:r>
-      </w:ins>
-      <w:ins w:id="67" w:author="PR Preview" w:date="2026-01-01T00:00:00Z">
-        <w:r>
-          <w:t xml:space="preserve"> </w:t>
-        </w:r>
-      </w:ins>
-      <w:ins w:id="68" w:author="PR Preview" w:date="2026-01-01T00:00:00Z">
-        <w:r>
-          <w:t xml:space="preserve">of a parameter</w:t>
-        </w:r>
-      </w:ins>
-      <w:ins w:id="69" w:author="PR Preview" w:date="2026-01-01T00:00:00Z">
-        <w:r>
-          <w:t xml:space="preserve"> </w:t>
-        </w:r>
-      </w:ins>
-      <m:oMath>
-        <m:r>
-          <m:t>θ</m:t>
-        </m:r>
-      </m:oMath>
-      <w:ins w:id="70" w:author="PR Preview" w:date="2026-01-01T00:00:00Z">
-        <w:r>
-          <w:t xml:space="preserve">,</w:t>
-        </w:r>
-      </w:ins>
-      <w:ins w:id="71" w:author="PR Preview" w:date="2026-01-01T00:00:00Z">
-        <w:r>
-          <w:t xml:space="preserve"> </w:t>
-        </w:r>
-      </w:ins>
-      <w:ins w:id="72" w:author="PR Preview" w:date="2026-01-01T00:00:00Z">
-        <w:r>
-          <w:t xml:space="preserve">with density or probability mass function</w:t>
-        </w:r>
-      </w:ins>
-      <w:ins w:id="73" w:author="PR Preview" w:date="2026-01-01T00:00:00Z">
-        <w:r>
-          <w:t xml:space="preserve"> </w:t>
-        </w:r>
-      </w:ins>
-      <m:oMath>
-        <m:r>
-          <m:rPr>
-            <m:sty m:val="p"/>
-          </m:rPr>
-          <m:t>p</m:t>
-        </m:r>
-        <m:r>
-          <m:rPr>
-            <m:sty m:val="p"/>
-          </m:rPr>
-          <m:t>(</m:t>
-        </m:r>
-        <m:r>
-          <m:t>θ</m:t>
-        </m:r>
-        <m:r>
-          <m:rPr>
-            <m:sty m:val="p"/>
-          </m:rPr>
-          <m:t>)</m:t>
-        </m:r>
-      </m:oMath>
-      <w:ins w:id="74" w:author="PR Preview" w:date="2026-01-01T00:00:00Z">
-        <w:r>
-          <w:t xml:space="preserve">,</w:t>
-        </w:r>
-      </w:ins>
-      <w:ins w:id="75" w:author="PR Preview" w:date="2026-01-01T00:00:00Z">
-        <w:r>
-          <w:t xml:space="preserve"> </w:t>
-        </w:r>
-      </w:ins>
-      <w:ins w:id="76" w:author="PR Preview" w:date="2026-01-01T00:00:00Z">
-        <w:r>
-          <w:t xml:space="preserve">is the probability distribution that describes</w:t>
-        </w:r>
-      </w:ins>
-      <w:ins w:id="77" w:author="PR Preview" w:date="2026-01-01T00:00:00Z">
-        <w:r>
-          <w:t xml:space="preserve"> </w:t>
-        </w:r>
-      </w:ins>
-      <w:ins w:id="78" w:author="PR Preview" w:date="2026-01-01T00:00:00Z">
-        <w:r>
-          <w:t xml:space="preserve">what is believed about</w:t>
-        </w:r>
-      </w:ins>
-      <w:ins w:id="79" w:author="PR Preview" w:date="2026-01-01T00:00:00Z">
-        <w:r>
-          <w:t xml:space="preserve"> </w:t>
-        </w:r>
-      </w:ins>
-      <m:oMath>
-        <m:r>
-          <m:t>θ</m:t>
-        </m:r>
-      </m:oMath>
-      <w:ins w:id="80" w:author="PR Preview" w:date="2026-01-01T00:00:00Z">
-        <w:r>
-          <w:t xml:space="preserve"> </w:t>
-        </w:r>
-      </w:ins>
-      <w:ins w:id="81" w:author="PR Preview" w:date="2026-01-01T00:00:00Z">
-        <w:r>
-          <w:t xml:space="preserve">before the data are observed.</w:t>
-        </w:r>
-      </w:ins>
+      <w:r>
+        <w:t xml:space="preserve"> </w:t>
+      </w:r>
+      <w:r>
+        <w:t xml:space="preserve">before the data are observed.</w:t>
+      </w:r>
     </w:p>
     <w:p>
       <w:pPr>
@@ -9873,30 +9525,22 @@
       <w:pPr>
         <w:pStyle w:val="BodyText"/>
       </w:pPr>
-      <w:del w:id="82" w:author="PR Preview" w:date="2026-01-01T00:00:00Z">
-        <w:r>
-          <w:rPr>
-            <w:b/>
-            <w:bCs/>
-          </w:rPr>
-          <w:delText xml:space="preserve">Definition 7 (Credible interval)</w:delText>
-        </w:r>
-      </w:del>
-      <w:del w:id="83" w:author="PR Preview" w:date="2026-01-01T00:00:00Z">
-        <w:r>
-          <w:delText xml:space="preserve"> </w:delText>
-        </w:r>
-      </w:del>
-      <w:del w:id="84" w:author="PR Preview" w:date="2026-01-01T00:00:00Z">
-        <w:r>
-          <w:delText xml:space="preserve">A</w:delText>
-        </w:r>
-      </w:del>
-      <w:del w:id="85" w:author="PR Preview" w:date="2026-01-01T00:00:00Z">
-        <w:r>
-          <w:delText xml:space="preserve"> </w:delText>
-        </w:r>
-      </w:del>
+      <w:r>
+        <w:rPr>
+          <w:b/>
+          <w:bCs/>
+        </w:rPr>
+        <w:t xml:space="preserve">Definition 7 (Credible interval)</w:t>
+      </w:r>
+      <w:r>
+        <w:t xml:space="preserve"> </w:t>
+      </w:r>
+      <w:r>
+        <w:t xml:space="preserve">A</w:t>
+      </w:r>
+      <w:r>
+        <w:t xml:space="preserve"> </w:t>
+      </w:r>
       <m:oMath>
         <m:r>
           <m:t>100</m:t>
@@ -9932,130 +9576,97 @@
           <m:t>%</m:t>
         </m:r>
       </m:oMath>
-      <w:del w:id="86" w:author="PR Preview" w:date="2026-01-01T00:00:00Z">
-        <w:r>
-          <w:delText xml:space="preserve"> </w:delText>
-        </w:r>
-      </w:del>
-      <w:del w:id="87" w:author="PR Preview" w:date="2026-01-01T00:00:00Z">
+      <w:r>
+        <w:t xml:space="preserve"> </w:t>
+      </w:r>
+      <w:r>
+        <w:rPr>
+          <w:b/>
+          <w:bCs/>
+        </w:rPr>
+        <w:t xml:space="preserve">credible interval</w:t>
+      </w:r>
+      <w:r>
+        <w:t xml:space="preserve"> </w:t>
+      </w:r>
+      <w:r>
+        <w:t xml:space="preserve">for a parameter</w:t>
+      </w:r>
+      <w:r>
+        <w:t xml:space="preserve"> </w:t>
+      </w:r>
+      <m:oMath>
+        <m:r>
+          <m:t>θ</m:t>
+        </m:r>
+      </m:oMath>
+      <w:r>
+        <w:t xml:space="preserve">,</w:t>
+      </w:r>
+      <w:r>
+        <w:t xml:space="preserve"> </w:t>
+      </w:r>
+      <w:r>
+        <w:t xml:space="preserve">given observed data</w:t>
+      </w:r>
+      <w:r>
+        <w:t xml:space="preserve"> </w:t>
+      </w:r>
+      <w:r>
+        <w:t xml:space="preserve">$\mathord{\smash[b]{\underset{\raise.3ex\hbox{$\scriptstyle\sim$}}{y}}\vphantom{y}}$</w:t>
+      </w:r>
+      <w:r>
+        <w:t xml:space="preserve">,</w:t>
+      </w:r>
+      <w:r>
+        <w:t xml:space="preserve"> </w:t>
+      </w:r>
+      <w:r>
+        <w:t xml:space="preserve">is an interval</w:t>
+      </w:r>
+      <w:r>
+        <w:t xml:space="preserve"> </w:t>
+      </w:r>
+      <w:r>
+        <w:t xml:space="preserve">$\mathopen{}\left[l(\mathord{\smash[b]{\underset{\raise.3ex\hbox{$\scriptstyle\sim$}}{y}}\vphantom{y}}),\, r(\mathord{\smash[b]{\underset{\raise.3ex\hbox{$\scriptstyle\sim$}}{y}}\vphantom{y}})\right]\mathclose{}$</w:t>
+      </w:r>
+      <w:r>
+        <w:t xml:space="preserve"> </w:t>
+      </w:r>
+      <w:r>
+        <w:t xml:space="preserve">whose</w:t>
+      </w:r>
+      <w:r>
+        <w:t xml:space="preserve"> </w:t>
+      </w:r>
+      <w:hyperlink w:anchor="def-posterior">
         <w:r>
           <w:rPr>
-            <w:b/>
-            <w:bCs/>
+            <w:rStyle w:val="Hyperlink"/>
           </w:rPr>
-          <w:delText xml:space="preserve">credible interval</w:delText>
+          <w:t xml:space="preserve">posterior</w:t>
         </w:r>
-      </w:del>
-      <w:del w:id="88" w:author="PR Preview" w:date="2026-01-01T00:00:00Z">
+      </w:hyperlink>
+      <w:r>
+        <w:t xml:space="preserve"> </w:t>
+      </w:r>
+      <w:hyperlink r:id="rId54">
         <w:r>
-          <w:delText xml:space="preserve"> </w:delText>
+          <w:rPr>
+            <w:rStyle w:val="Hyperlink"/>
+          </w:rPr>
+          <w:t xml:space="preserve">probability</w:t>
         </w:r>
-      </w:del>
-      <w:del w:id="89" w:author="PR Preview" w:date="2026-01-01T00:00:00Z">
-        <w:r>
-          <w:delText xml:space="preserve">for a parameter</w:delText>
-        </w:r>
-      </w:del>
-      <w:del w:id="90" w:author="PR Preview" w:date="2026-01-01T00:00:00Z">
-        <w:r>
-          <w:delText xml:space="preserve"> </w:delText>
-        </w:r>
-      </w:del>
-      <m:oMath>
-        <m:r>
-          <m:t>θ</m:t>
-        </m:r>
-      </m:oMath>
-      <w:del w:id="91" w:author="PR Preview" w:date="2026-01-01T00:00:00Z">
-        <w:r>
-          <w:delText xml:space="preserve">,</w:delText>
-        </w:r>
-      </w:del>
-      <w:del w:id="92" w:author="PR Preview" w:date="2026-01-01T00:00:00Z">
-        <w:r>
-          <w:delText xml:space="preserve"> </w:delText>
-        </w:r>
-      </w:del>
-      <w:del w:id="93" w:author="PR Preview" w:date="2026-01-01T00:00:00Z">
-        <w:r>
-          <w:delText xml:space="preserve">given observed data</w:delText>
-        </w:r>
-      </w:del>
-      <w:del w:id="94" w:author="PR Preview" w:date="2026-01-01T00:00:00Z">
-        <w:r>
-          <w:delText xml:space="preserve"> </w:delText>
-        </w:r>
-      </w:del>
-      <w:del w:id="95" w:author="PR Preview" w:date="2026-01-01T00:00:00Z">
-        <w:r>
-          <w:delText xml:space="preserve">$\mathord{\smash[b]{\underset{\raise.3ex\hbox{$\scriptstyle\sim$}}{y}}\vphantom{y}}$</w:delText>
-        </w:r>
-      </w:del>
-      <w:del w:id="96" w:author="PR Preview" w:date="2026-01-01T00:00:00Z">
-        <w:r>
-          <w:delText xml:space="preserve">,</w:delText>
-        </w:r>
-      </w:del>
-      <w:del w:id="97" w:author="PR Preview" w:date="2026-01-01T00:00:00Z">
-        <w:r>
-          <w:delText xml:space="preserve"> </w:delText>
-        </w:r>
-      </w:del>
-      <w:del w:id="98" w:author="PR Preview" w:date="2026-01-01T00:00:00Z">
-        <w:r>
-          <w:delText xml:space="preserve">is an interval</w:delText>
-        </w:r>
-      </w:del>
-      <w:del w:id="99" w:author="PR Preview" w:date="2026-01-01T00:00:00Z">
-        <w:r>
-          <w:delText xml:space="preserve"> </w:delText>
-        </w:r>
-      </w:del>
-      <w:del w:id="100" w:author="PR Preview" w:date="2026-01-01T00:00:00Z">
-        <w:r>
-          <w:delText xml:space="preserve">$\mathopen{}\left[l(\mathord{\smash[b]{\underset{\raise.3ex\hbox{$\scriptstyle\sim$}}{y}}\vphantom{y}}),\, r(\mathord{\smash[b]{\underset{\raise.3ex\hbox{$\scriptstyle\sim$}}{y}}\vphantom{y}})\right]\mathclose{}$</w:delText>
-        </w:r>
-      </w:del>
-      <w:del w:id="101" w:author="PR Preview" w:date="2026-01-01T00:00:00Z">
-        <w:r>
-          <w:delText xml:space="preserve"> </w:delText>
-        </w:r>
-      </w:del>
-      <w:del w:id="102" w:author="PR Preview" w:date="2026-01-01T00:00:00Z">
-        <w:r>
-          <w:delText xml:space="preserve">whose</w:delText>
-        </w:r>
-      </w:del>
-      <w:del w:id="103" w:author="PR Preview" w:date="2026-01-01T00:00:00Z">
-        <w:r>
-          <w:delText xml:space="preserve"> </w:delText>
-        </w:r>
-      </w:del>
-      <w:hyperlink w:anchor="def-posterior">
-        <w:del w:id="104" w:author="PR Preview" w:date="2026-01-01T00:00:00Z">
-          <w:r>
-            <w:rPr>
-              <w:rStyle w:val="Hyperlink"/>
-            </w:rPr>
-            <w:delText xml:space="preserve">posterior</w:delText>
-          </w:r>
-        </w:del>
       </w:hyperlink>
-      <w:del w:id="105" w:author="PR Preview" w:date="2026-01-01T00:00:00Z">
-        <w:r>
-          <w:delText xml:space="preserve"> </w:delText>
-        </w:r>
-      </w:del>
-      <w:del w:id="106" w:author="PR Preview" w:date="2026-01-01T00:00:00Z">
-        <w:r>
-          <w:delText xml:space="preserve">probability is</w:delText>
-        </w:r>
-      </w:del>
-      <w:del w:id="107" w:author="PR Preview" w:date="2026-01-01T00:00:00Z">
-        <w:r>
-          <w:delText xml:space="preserve"> </w:delText>
-        </w:r>
-      </w:del>
+      <w:r>
+        <w:t xml:space="preserve"> </w:t>
+      </w:r>
+      <w:r>
+        <w:t xml:space="preserve">is</w:t>
+      </w:r>
+      <w:r>
+        <w:t xml:space="preserve"> </w:t>
+      </w:r>
       <m:oMath>
         <m:r>
           <m:t>1</m:t>
@@ -10070,243 +9681,9 @@
           <m:t>α</m:t>
         </m:r>
       </m:oMath>
-      <w:del w:id="108" w:author="PR Preview" w:date="2026-01-01T00:00:00Z">
-        <w:r>
-          <w:delText xml:space="preserve"> </w:delText>
-        </w:r>
-      </w:del>
-      <w:del w:id="109" w:author="PR Preview" w:date="2026-01-01T00:00:00Z">
-        <w:r>
-          <w:delText xml:space="preserve">[9]</w:delText>
-        </w:r>
-      </w:del>
-      <w:del w:id="110" w:author="PR Preview" w:date="2026-01-01T00:00:00Z">
-        <w:r>
-          <w:delText xml:space="preserve">:</w:delText>
-        </w:r>
-      </w:del>
-    </w:p>
-    <w:p>
-      <w:pPr>
-        <w:pStyle w:val="BodyText"/>
-      </w:pPr>
-      <w:ins w:id="111" w:author="PR Preview" w:date="2026-01-01T00:00:00Z">
-        <w:r>
-          <w:rPr>
-            <w:b/>
-            <w:bCs/>
-          </w:rPr>
-          <w:t xml:space="preserve">Definition 7 (Credible interval)</w:t>
-        </w:r>
-      </w:ins>
-      <w:ins w:id="112" w:author="PR Preview" w:date="2026-01-01T00:00:00Z">
-        <w:r>
-          <w:t xml:space="preserve"> </w:t>
-        </w:r>
-      </w:ins>
-      <w:ins w:id="113" w:author="PR Preview" w:date="2026-01-01T00:00:00Z">
-        <w:r>
-          <w:t xml:space="preserve">A</w:t>
-        </w:r>
-      </w:ins>
-      <w:ins w:id="114" w:author="PR Preview" w:date="2026-01-01T00:00:00Z">
-        <w:r>
-          <w:t xml:space="preserve"> </w:t>
-        </w:r>
-      </w:ins>
-      <m:oMath>
-        <m:r>
-          <m:t>100</m:t>
-        </m:r>
-        <m:r>
-          <m:rPr>
-            <m:sty m:val="p"/>
-          </m:rPr>
-          <m:t>(</m:t>
-        </m:r>
-        <m:r>
-          <m:t>1</m:t>
-        </m:r>
-        <m:r>
-          <m:rPr>
-            <m:sty m:val="p"/>
-          </m:rPr>
-          <m:t>−</m:t>
-        </m:r>
-        <m:r>
-          <m:t>α</m:t>
-        </m:r>
-        <m:r>
-          <m:rPr>
-            <m:sty m:val="p"/>
-          </m:rPr>
-          <m:t>)</m:t>
-        </m:r>
-        <m:r>
-          <m:rPr>
-            <m:sty m:val="p"/>
-          </m:rPr>
-          <m:t>%</m:t>
-        </m:r>
-      </m:oMath>
-      <w:ins w:id="115" w:author="PR Preview" w:date="2026-01-01T00:00:00Z">
-        <w:r>
-          <w:t xml:space="preserve"> </w:t>
-        </w:r>
-      </w:ins>
-      <w:ins w:id="116" w:author="PR Preview" w:date="2026-01-01T00:00:00Z">
-        <w:r>
-          <w:rPr>
-            <w:b/>
-            <w:bCs/>
-          </w:rPr>
-          <w:t xml:space="preserve">credible interval</w:t>
-        </w:r>
-      </w:ins>
-      <w:ins w:id="117" w:author="PR Preview" w:date="2026-01-01T00:00:00Z">
-        <w:r>
-          <w:t xml:space="preserve"> </w:t>
-        </w:r>
-      </w:ins>
-      <w:ins w:id="118" w:author="PR Preview" w:date="2026-01-01T00:00:00Z">
-        <w:r>
-          <w:t xml:space="preserve">for a parameter</w:t>
-        </w:r>
-      </w:ins>
-      <w:ins w:id="119" w:author="PR Preview" w:date="2026-01-01T00:00:00Z">
-        <w:r>
-          <w:t xml:space="preserve"> </w:t>
-        </w:r>
-      </w:ins>
-      <m:oMath>
-        <m:r>
-          <m:t>θ</m:t>
-        </m:r>
-      </m:oMath>
-      <w:ins w:id="120" w:author="PR Preview" w:date="2026-01-01T00:00:00Z">
-        <w:r>
-          <w:t xml:space="preserve">,</w:t>
-        </w:r>
-      </w:ins>
-      <w:ins w:id="121" w:author="PR Preview" w:date="2026-01-01T00:00:00Z">
-        <w:r>
-          <w:t xml:space="preserve"> </w:t>
-        </w:r>
-      </w:ins>
-      <w:ins w:id="122" w:author="PR Preview" w:date="2026-01-01T00:00:00Z">
-        <w:r>
-          <w:t xml:space="preserve">given observed data</w:t>
-        </w:r>
-      </w:ins>
-      <w:ins w:id="123" w:author="PR Preview" w:date="2026-01-01T00:00:00Z">
-        <w:r>
-          <w:t xml:space="preserve"> </w:t>
-        </w:r>
-      </w:ins>
-      <w:ins w:id="124" w:author="PR Preview" w:date="2026-01-01T00:00:00Z">
-        <w:r>
-          <w:t xml:space="preserve">$\mathord{\smash[b]{\underset{\raise.3ex\hbox{$\scriptstyle\sim$}}{y}}\vphantom{y}}$</w:t>
-        </w:r>
-      </w:ins>
-      <w:ins w:id="125" w:author="PR Preview" w:date="2026-01-01T00:00:00Z">
-        <w:r>
-          <w:t xml:space="preserve">,</w:t>
-        </w:r>
-      </w:ins>
-      <w:ins w:id="126" w:author="PR Preview" w:date="2026-01-01T00:00:00Z">
-        <w:r>
-          <w:t xml:space="preserve"> </w:t>
-        </w:r>
-      </w:ins>
-      <w:ins w:id="127" w:author="PR Preview" w:date="2026-01-01T00:00:00Z">
-        <w:r>
-          <w:t xml:space="preserve">is an interval</w:t>
-        </w:r>
-      </w:ins>
-      <w:ins w:id="128" w:author="PR Preview" w:date="2026-01-01T00:00:00Z">
-        <w:r>
-          <w:t xml:space="preserve"> </w:t>
-        </w:r>
-      </w:ins>
-      <w:ins w:id="129" w:author="PR Preview" w:date="2026-01-01T00:00:00Z">
-        <w:r>
-          <w:t xml:space="preserve">$\mathopen{}\left[l(\mathord{\smash[b]{\underset{\raise.3ex\hbox{$\scriptstyle\sim$}}{y}}\vphantom{y}}),\, r(\mathord{\smash[b]{\underset{\raise.3ex\hbox{$\scriptstyle\sim$}}{y}}\vphantom{y}})\right]\mathclose{}$</w:t>
-        </w:r>
-      </w:ins>
-      <w:ins w:id="130" w:author="PR Preview" w:date="2026-01-01T00:00:00Z">
-        <w:r>
-          <w:t xml:space="preserve"> </w:t>
-        </w:r>
-      </w:ins>
-      <w:ins w:id="131" w:author="PR Preview" w:date="2026-01-01T00:00:00Z">
-        <w:r>
-          <w:t xml:space="preserve">whose</w:t>
-        </w:r>
-      </w:ins>
-      <w:ins w:id="132" w:author="PR Preview" w:date="2026-01-01T00:00:00Z">
-        <w:r>
-          <w:t xml:space="preserve"> </w:t>
-        </w:r>
-      </w:ins>
-      <w:hyperlink w:anchor="def-posterior">
-        <w:ins w:id="133" w:author="PR Preview" w:date="2026-01-01T00:00:00Z">
-          <w:r>
-            <w:rPr>
-              <w:rStyle w:val="Hyperlink"/>
-            </w:rPr>
-            <w:t xml:space="preserve">posterior</w:t>
-          </w:r>
-        </w:ins>
-      </w:hyperlink>
-      <w:ins w:id="134" w:author="PR Preview" w:date="2026-01-01T00:00:00Z">
-        <w:r>
-          <w:t xml:space="preserve"> </w:t>
-        </w:r>
-      </w:ins>
-      <w:hyperlink r:id="rId54">
-        <w:ins w:id="135" w:author="PR Preview" w:date="2026-01-01T00:00:00Z">
-          <w:r>
-            <w:rPr>
-              <w:rStyle w:val="Hyperlink"/>
-            </w:rPr>
-            <w:t xml:space="preserve">probability</w:t>
-          </w:r>
-        </w:ins>
-      </w:hyperlink>
-      <w:ins w:id="136" w:author="PR Preview" w:date="2026-01-01T00:00:00Z">
-        <w:r>
-          <w:t xml:space="preserve"> </w:t>
-        </w:r>
-      </w:ins>
-      <w:ins w:id="137" w:author="PR Preview" w:date="2026-01-01T00:00:00Z">
-        <w:r>
-          <w:t xml:space="preserve">is</w:t>
-        </w:r>
-      </w:ins>
-      <w:ins w:id="138" w:author="PR Preview" w:date="2026-01-01T00:00:00Z">
-        <w:r>
-          <w:t xml:space="preserve"> </w:t>
-        </w:r>
-      </w:ins>
-      <m:oMath>
-        <m:r>
-          <m:t>1</m:t>
-        </m:r>
-        <m:r>
-          <m:rPr>
-            <m:sty m:val="p"/>
-          </m:rPr>
-          <m:t>−</m:t>
-        </m:r>
-        <m:r>
-          <m:t>α</m:t>
-        </m:r>
-      </m:oMath>
-      <w:ins w:id="139" w:author="PR Preview" w:date="2026-01-01T00:00:00Z">
-        <w:r>
-          <w:t xml:space="preserve">:</w:t>
-        </w:r>
-      </w:ins>
+      <w:r>
+        <w:t xml:space="preserve">:</w:t>
+      </w:r>
     </w:p>
     <w:p>
       <w:pPr>
@@ -18601,202 +17978,64 @@
       <w:pPr>
         <w:pStyle w:val="FirstParagraph"/>
       </w:pPr>
-      <w:del w:id="140" w:author="PR Preview" w:date="2026-01-01T00:00:00Z">
+      <w:r>
+        <w:rPr>
+          <w:b/>
+          <w:bCs/>
+        </w:rPr>
+        <w:t xml:space="preserve">Definition 10 (Conjugate prior)</w:t>
+      </w:r>
+      <w:r>
+        <w:t xml:space="preserve"> </w:t>
+      </w:r>
+      <w:r>
+        <w:t xml:space="preserve">A family of prior distributions is</w:t>
+      </w:r>
+      <w:r>
+        <w:t xml:space="preserve"> </w:t>
+      </w:r>
+      <w:r>
+        <w:rPr>
+          <w:b/>
+          <w:bCs/>
+        </w:rPr>
+        <w:t xml:space="preserve">conjugate</w:t>
+      </w:r>
+      <w:r>
+        <w:t xml:space="preserve"> </w:t>
+      </w:r>
+      <w:r>
+        <w:t xml:space="preserve">to a likelihood</w:t>
+      </w:r>
+      <w:r>
+        <w:t xml:space="preserve"> </w:t>
+      </w:r>
+      <w:r>
+        <w:t xml:space="preserve">if, for every prior in the family and every possible data set,</w:t>
+      </w:r>
+      <w:r>
+        <w:t xml:space="preserve"> </w:t>
+      </w:r>
+      <w:r>
+        <w:t xml:space="preserve">the</w:t>
+      </w:r>
+      <w:r>
+        <w:t xml:space="preserve"> </w:t>
+      </w:r>
+      <w:hyperlink w:anchor="def-posterior">
         <w:r>
           <w:rPr>
-            <w:b/>
-            <w:bCs/>
+            <w:rStyle w:val="Hyperlink"/>
           </w:rPr>
-          <w:delText xml:space="preserve">Definition 10 (Conjugate prior)</w:delText>
+          <w:t xml:space="preserve">posterior</w:t>
         </w:r>
-      </w:del>
-      <w:del w:id="141" w:author="PR Preview" w:date="2026-01-01T00:00:00Z">
-        <w:r>
-          <w:delText xml:space="preserve"> </w:delText>
-        </w:r>
-      </w:del>
-      <w:del w:id="142" w:author="PR Preview" w:date="2026-01-01T00:00:00Z">
-        <w:r>
-          <w:delText xml:space="preserve">A family of prior distributions is</w:delText>
-        </w:r>
-      </w:del>
-      <w:del w:id="143" w:author="PR Preview" w:date="2026-01-01T00:00:00Z">
-        <w:r>
-          <w:delText xml:space="preserve"> </w:delText>
-        </w:r>
-      </w:del>
-      <w:del w:id="144" w:author="PR Preview" w:date="2026-01-01T00:00:00Z">
-        <w:r>
-          <w:rPr>
-            <w:b/>
-            <w:bCs/>
-          </w:rPr>
-          <w:delText xml:space="preserve">conjugate</w:delText>
-        </w:r>
-      </w:del>
-      <w:del w:id="145" w:author="PR Preview" w:date="2026-01-01T00:00:00Z">
-        <w:r>
-          <w:delText xml:space="preserve"> </w:delText>
-        </w:r>
-      </w:del>
-      <w:del w:id="146" w:author="PR Preview" w:date="2026-01-01T00:00:00Z">
-        <w:r>
-          <w:delText xml:space="preserve">to a likelihood</w:delText>
-        </w:r>
-      </w:del>
-      <w:del w:id="147" w:author="PR Preview" w:date="2026-01-01T00:00:00Z">
-        <w:r>
-          <w:delText xml:space="preserve"> </w:delText>
-        </w:r>
-      </w:del>
-      <w:del w:id="148" w:author="PR Preview" w:date="2026-01-01T00:00:00Z">
-        <w:r>
-          <w:delText xml:space="preserve">if, for every prior in the family and every possible data set,</w:delText>
-        </w:r>
-      </w:del>
-      <w:del w:id="149" w:author="PR Preview" w:date="2026-01-01T00:00:00Z">
-        <w:r>
-          <w:delText xml:space="preserve"> </w:delText>
-        </w:r>
-      </w:del>
-      <w:del w:id="150" w:author="PR Preview" w:date="2026-01-01T00:00:00Z">
-        <w:r>
-          <w:delText xml:space="preserve">the</w:delText>
-        </w:r>
-      </w:del>
-      <w:del w:id="151" w:author="PR Preview" w:date="2026-01-01T00:00:00Z">
-        <w:r>
-          <w:delText xml:space="preserve"> </w:delText>
-        </w:r>
-      </w:del>
-      <w:hyperlink w:anchor="def-posterior">
-        <w:del w:id="152" w:author="PR Preview" w:date="2026-01-01T00:00:00Z">
-          <w:r>
-            <w:rPr>
-              <w:rStyle w:val="Hyperlink"/>
-            </w:rPr>
-            <w:delText xml:space="preserve">posterior</w:delText>
-          </w:r>
-        </w:del>
       </w:hyperlink>
-      <w:del w:id="153" w:author="PR Preview" w:date="2026-01-01T00:00:00Z">
-        <w:r>
-          <w:delText xml:space="preserve"> </w:delText>
-        </w:r>
-      </w:del>
-      <w:del w:id="154" w:author="PR Preview" w:date="2026-01-01T00:00:00Z">
-        <w:r>
-          <w:delText xml:space="preserve">is also in the family</w:delText>
-        </w:r>
-      </w:del>
-      <w:del w:id="155" w:author="PR Preview" w:date="2026-01-01T00:00:00Z">
-        <w:r>
-          <w:delText xml:space="preserve"> </w:delText>
-        </w:r>
-      </w:del>
-      <w:del w:id="156" w:author="PR Preview" w:date="2026-01-01T00:00:00Z">
-        <w:r>
-          <w:delText xml:space="preserve">[13]</w:delText>
-        </w:r>
-      </w:del>
-      <w:del w:id="157" w:author="PR Preview" w:date="2026-01-01T00:00:00Z">
-        <w:r>
-          <w:delText xml:space="preserve">.</w:delText>
-        </w:r>
-      </w:del>
-    </w:p>
-    <w:p>
-      <w:pPr>
-        <w:pStyle w:val="FirstParagraph"/>
-      </w:pPr>
-      <w:ins w:id="158" w:author="PR Preview" w:date="2026-01-01T00:00:00Z">
-        <w:r>
-          <w:rPr>
-            <w:b/>
-            <w:bCs/>
-          </w:rPr>
-          <w:t xml:space="preserve">Definition 10 (Conjugate prior)</w:t>
-        </w:r>
-      </w:ins>
-      <w:ins w:id="159" w:author="PR Preview" w:date="2026-01-01T00:00:00Z">
-        <w:r>
-          <w:t xml:space="preserve"> </w:t>
-        </w:r>
-      </w:ins>
-      <w:ins w:id="160" w:author="PR Preview" w:date="2026-01-01T00:00:00Z">
-        <w:r>
-          <w:t xml:space="preserve">A family of prior distributions is</w:t>
-        </w:r>
-      </w:ins>
-      <w:ins w:id="161" w:author="PR Preview" w:date="2026-01-01T00:00:00Z">
-        <w:r>
-          <w:t xml:space="preserve"> </w:t>
-        </w:r>
-      </w:ins>
-      <w:ins w:id="162" w:author="PR Preview" w:date="2026-01-01T00:00:00Z">
-        <w:r>
-          <w:rPr>
-            <w:b/>
-            <w:bCs/>
-          </w:rPr>
-          <w:t xml:space="preserve">conjugate</w:t>
-        </w:r>
-      </w:ins>
-      <w:ins w:id="163" w:author="PR Preview" w:date="2026-01-01T00:00:00Z">
-        <w:r>
-          <w:t xml:space="preserve"> </w:t>
-        </w:r>
-      </w:ins>
-      <w:ins w:id="164" w:author="PR Preview" w:date="2026-01-01T00:00:00Z">
-        <w:r>
-          <w:t xml:space="preserve">to a likelihood</w:t>
-        </w:r>
-      </w:ins>
-      <w:ins w:id="165" w:author="PR Preview" w:date="2026-01-01T00:00:00Z">
-        <w:r>
-          <w:t xml:space="preserve"> </w:t>
-        </w:r>
-      </w:ins>
-      <w:ins w:id="166" w:author="PR Preview" w:date="2026-01-01T00:00:00Z">
-        <w:r>
-          <w:t xml:space="preserve">if, for every prior in the family and every possible data set,</w:t>
-        </w:r>
-      </w:ins>
-      <w:ins w:id="167" w:author="PR Preview" w:date="2026-01-01T00:00:00Z">
-        <w:r>
-          <w:t xml:space="preserve"> </w:t>
-        </w:r>
-      </w:ins>
-      <w:ins w:id="168" w:author="PR Preview" w:date="2026-01-01T00:00:00Z">
-        <w:r>
-          <w:t xml:space="preserve">the</w:t>
-        </w:r>
-      </w:ins>
-      <w:ins w:id="169" w:author="PR Preview" w:date="2026-01-01T00:00:00Z">
-        <w:r>
-          <w:t xml:space="preserve"> </w:t>
-        </w:r>
-      </w:ins>
-      <w:hyperlink w:anchor="def-posterior">
-        <w:ins w:id="170" w:author="PR Preview" w:date="2026-01-01T00:00:00Z">
-          <w:r>
-            <w:rPr>
-              <w:rStyle w:val="Hyperlink"/>
-            </w:rPr>
-            <w:t xml:space="preserve">posterior</w:t>
-          </w:r>
-        </w:ins>
-      </w:hyperlink>
-      <w:ins w:id="171" w:author="PR Preview" w:date="2026-01-01T00:00:00Z">
-        <w:r>
-          <w:t xml:space="preserve"> </w:t>
-        </w:r>
-      </w:ins>
-      <w:ins w:id="172" w:author="PR Preview" w:date="2026-01-01T00:00:00Z">
-        <w:r>
-          <w:t xml:space="preserve">is also in the family.</w:t>
-        </w:r>
-      </w:ins>
+      <w:r>
+        <w:t xml:space="preserve"> </w:t>
+      </w:r>
+      <w:r>
+        <w:t xml:space="preserve">is also in the family.</w:t>
+      </w:r>
     </w:p>
     <w:p>
       <w:pPr>
